--- a/fuentes/CF2_52450388_DI.docx
+++ b/fuentes/CF2_52450388_DI.docx
@@ -7350,21 +7350,12 @@
           <w:rFonts w:ascii="Calibri" w:hAnsi="Calibri" w:cs="Calibri"/>
         </w:rPr>
         <w:br/>
-        <w:t xml:space="preserve">Para trazar el patrón, sigue estos </w:t>
-      </w:r>
-      <w:commentRangeStart w:id="27"/>
-      <w:r>
-        <w:rPr>
-          <w:rFonts w:ascii="Calibri" w:hAnsi="Calibri" w:cs="Calibri"/>
-        </w:rPr>
-        <w:t>pasos</w:t>
-      </w:r>
-      <w:commentRangeEnd w:id="27"/>
-      <w:r>
-        <w:rPr>
-          <w:rStyle w:val="Refdecomentario"/>
-        </w:rPr>
-        <w:commentReference w:id="27"/>
+      </w:r>
+      <w:r>
+        <w:rPr>
+          <w:rFonts w:ascii="Calibri" w:hAnsi="Calibri" w:cs="Calibri"/>
+        </w:rPr>
+        <w:t>Para trazar el patrón, se deben seguir los siguientes pasos</w:t>
       </w:r>
       <w:r>
         <w:rPr>
@@ -7387,7 +7378,7 @@
         <w:pStyle w:val="Normal0"/>
         <w:numPr>
           <w:ilvl w:val="0"/>
-          <w:numId w:val="33"/>
+          <w:numId w:val="34"/>
         </w:numPr>
         <w:spacing w:line="360" w:lineRule="auto"/>
         <w:rPr>
@@ -7398,29 +7389,8 @@
         <w:rPr>
           <w:rFonts w:ascii="Calibri" w:hAnsi="Calibri" w:cs="Calibri"/>
         </w:rPr>
-        <w:t>Traza una línea vertical con la medida del largo de la manga (por ejemplo, talla 10: 60 cm). Sobre esta línea, marca 15 cm desde el extremo superior (altura de cabeza de manga) y escuadra hacia ambos lados prolongando la línea.</w:t>
-      </w:r>
-      <w:r>
-        <w:rPr>
-          <w:rFonts w:ascii="Calibri" w:hAnsi="Calibri" w:cs="Calibri"/>
-        </w:rPr>
-        <w:t xml:space="preserve"> </w:t>
-      </w:r>
-      <w:r>
-        <w:rPr>
-          <w:rFonts w:ascii="Calibri" w:hAnsi="Calibri" w:cs="Calibri"/>
-        </w:rPr>
-        <w:t>En el lado izquierdo se trazará el contorno correspondiente al delantero, y en el derecho, el de la espalda.</w:t>
-      </w:r>
-    </w:p>
-    <w:p>
-      <w:pPr>
-        <w:pStyle w:val="Normal0"/>
-        <w:spacing w:line="360" w:lineRule="auto"/>
-        <w:rPr>
-          <w:rFonts w:ascii="Calibri" w:hAnsi="Calibri" w:cs="Calibri"/>
-        </w:rPr>
-      </w:pPr>
+        <w:t>Se traza una línea vertical con la medida del largo de la manga (por ejemplo, talla 10: 60 cm). Sobre esta línea se marcan 15 cm desde el extremo superior (altura de cabeza de manga) y, a partir de ese punto, se dibuja una línea horizontal que forme un ángulo recto con la línea vertical, extendiéndola hacia ambos lados. En el lado izquierdo se representa el contorno correspondiente al delantero y en el derecho, el de la espalda.</w:t>
+      </w:r>
     </w:p>
     <w:p>
       <w:pPr>
@@ -7429,6 +7399,16 @@
         <w:ind w:left="720"/>
         <w:rPr>
           <w:rFonts w:ascii="Calibri" w:hAnsi="Calibri" w:cs="Calibri"/>
+        </w:rPr>
+      </w:pPr>
+    </w:p>
+    <w:p>
+      <w:pPr>
+        <w:pStyle w:val="Normal0"/>
+        <w:spacing w:line="360" w:lineRule="auto"/>
+        <w:ind w:left="720"/>
+        <w:rPr>
+          <w:rFonts w:ascii="Calibri" w:hAnsi="Calibri" w:cs="Calibri"/>
           <w:b/>
         </w:rPr>
       </w:pPr>
@@ -7446,7 +7426,7 @@
         </w:rPr>
         <w:t xml:space="preserve">Trazo base para </w:t>
       </w:r>
-      <w:commentRangeStart w:id="28"/>
+      <w:commentRangeStart w:id="27"/>
       <w:r>
         <w:rPr>
           <w:rFonts w:ascii="Calibri" w:hAnsi="Calibri" w:cs="Calibri"/>
@@ -7454,12 +7434,12 @@
         </w:rPr>
         <w:t>manga</w:t>
       </w:r>
-      <w:commentRangeEnd w:id="28"/>
+      <w:commentRangeEnd w:id="27"/>
       <w:r>
         <w:rPr>
           <w:rStyle w:val="Refdecomentario"/>
         </w:rPr>
-        <w:commentReference w:id="28"/>
+        <w:commentReference w:id="27"/>
       </w:r>
     </w:p>
     <w:p>
@@ -7628,7 +7608,13 @@
         <w:rPr>
           <w:rFonts w:ascii="Calibri" w:hAnsi="Calibri" w:cs="Calibri"/>
         </w:rPr>
-        <w:t>Nota: La longitud de esta línea diagonal debe corresponder a la medida de la sisa del delantero</w:t>
+        <w:t>Nota: l</w:t>
+      </w:r>
+      <w:r>
+        <w:rPr>
+          <w:rFonts w:ascii="Calibri" w:hAnsi="Calibri" w:cs="Calibri"/>
+        </w:rPr>
+        <w:t>a longitud de esta línea diagonal debe corresponder a la medida de la sisa del delantero</w:t>
       </w:r>
       <w:r>
         <w:rPr>
@@ -7684,7 +7670,7 @@
         </w:rPr>
         <w:t xml:space="preserve">Trazado de sisas para </w:t>
       </w:r>
-      <w:commentRangeStart w:id="29"/>
+      <w:commentRangeStart w:id="28"/>
       <w:r>
         <w:rPr>
           <w:rFonts w:ascii="Calibri" w:hAnsi="Calibri" w:cs="Calibri"/>
@@ -7692,12 +7678,12 @@
         </w:rPr>
         <w:t>manga</w:t>
       </w:r>
-      <w:commentRangeEnd w:id="29"/>
+      <w:commentRangeEnd w:id="28"/>
       <w:r>
         <w:rPr>
           <w:rStyle w:val="Refdecomentario"/>
         </w:rPr>
-        <w:commentReference w:id="29"/>
+        <w:commentReference w:id="28"/>
       </w:r>
     </w:p>
     <w:p>
@@ -7898,7 +7884,7 @@
         </w:rPr>
         <w:t xml:space="preserve">Curvatura superior de la </w:t>
       </w:r>
-      <w:commentRangeStart w:id="30"/>
+      <w:commentRangeStart w:id="29"/>
       <w:r>
         <w:rPr>
           <w:rFonts w:ascii="Calibri" w:hAnsi="Calibri" w:cs="Calibri"/>
@@ -7906,12 +7892,12 @@
         </w:rPr>
         <w:t>manga</w:t>
       </w:r>
-      <w:commentRangeEnd w:id="30"/>
+      <w:commentRangeEnd w:id="29"/>
       <w:r>
         <w:rPr>
           <w:rStyle w:val="Refdecomentario"/>
         </w:rPr>
-        <w:commentReference w:id="30"/>
+        <w:commentReference w:id="29"/>
       </w:r>
     </w:p>
     <w:p>
@@ -8085,7 +8071,7 @@
         </w:rPr>
         <w:t xml:space="preserve">Curva final de la copa de </w:t>
       </w:r>
-      <w:commentRangeStart w:id="31"/>
+      <w:commentRangeStart w:id="30"/>
       <w:r>
         <w:rPr>
           <w:rFonts w:ascii="Calibri" w:hAnsi="Calibri" w:cs="Calibri"/>
@@ -8093,12 +8079,12 @@
         </w:rPr>
         <w:t>manga</w:t>
       </w:r>
-      <w:commentRangeEnd w:id="31"/>
+      <w:commentRangeEnd w:id="30"/>
       <w:r>
         <w:rPr>
           <w:rStyle w:val="Refdecomentario"/>
         </w:rPr>
-        <w:commentReference w:id="31"/>
+        <w:commentReference w:id="30"/>
       </w:r>
     </w:p>
     <w:p>
@@ -8359,7 +8345,7 @@
         </w:rPr>
         <w:t xml:space="preserve">Trazado final de la </w:t>
       </w:r>
-      <w:commentRangeStart w:id="32"/>
+      <w:commentRangeStart w:id="31"/>
       <w:r>
         <w:rPr>
           <w:rFonts w:ascii="Calibri" w:hAnsi="Calibri" w:cs="Calibri"/>
@@ -8367,12 +8353,12 @@
         </w:rPr>
         <w:t>manga</w:t>
       </w:r>
-      <w:commentRangeEnd w:id="32"/>
+      <w:commentRangeEnd w:id="31"/>
       <w:r>
         <w:rPr>
           <w:rStyle w:val="Refdecomentario"/>
         </w:rPr>
-        <w:commentReference w:id="32"/>
+        <w:commentReference w:id="31"/>
       </w:r>
     </w:p>
     <w:p>
@@ -8471,7 +8457,7 @@
         </w:rPr>
         <w:t xml:space="preserve">Figura 25. Marcación del puño y </w:t>
       </w:r>
-      <w:commentRangeStart w:id="33"/>
+      <w:commentRangeStart w:id="32"/>
       <w:r>
         <w:rPr>
           <w:rFonts w:ascii="Calibri" w:hAnsi="Calibri" w:cs="Calibri"/>
@@ -8479,12 +8465,12 @@
         </w:rPr>
         <w:t>portañuela</w:t>
       </w:r>
-      <w:commentRangeEnd w:id="33"/>
+      <w:commentRangeEnd w:id="32"/>
       <w:r>
         <w:rPr>
           <w:rStyle w:val="Refdecomentario"/>
         </w:rPr>
-        <w:commentReference w:id="33"/>
+        <w:commentReference w:id="32"/>
       </w:r>
     </w:p>
     <w:p>
@@ -8695,19 +8681,19 @@
         </w:rPr>
         <w:t xml:space="preserve">La manga debe llevar 1 cm de costura en todos sus bordes. Se corta en par (una para cada lado </w:t>
       </w:r>
-      <w:commentRangeStart w:id="34"/>
+      <w:commentRangeStart w:id="33"/>
       <w:r>
         <w:rPr>
           <w:rFonts w:ascii="Calibri" w:hAnsi="Calibri" w:cs="Calibri"/>
         </w:rPr>
         <w:t>del</w:t>
       </w:r>
-      <w:commentRangeEnd w:id="34"/>
+      <w:commentRangeEnd w:id="33"/>
       <w:r>
         <w:rPr>
           <w:rStyle w:val="Refdecomentario"/>
         </w:rPr>
-        <w:commentReference w:id="34"/>
+        <w:commentReference w:id="33"/>
       </w:r>
       <w:r>
         <w:rPr>
@@ -8751,7 +8737,19 @@
         <w:rPr>
           <w:rFonts w:ascii="Calibri" w:hAnsi="Calibri" w:cs="Calibri"/>
         </w:rPr>
-        <w:t>Para la portañuela de la manga, se debe cortar una pieza de 3,5 cm de ancho por 20 cm de largo.</w:t>
+        <w:t>Para la portañuela de la manga</w:t>
+      </w:r>
+      <w:r>
+        <w:rPr>
+          <w:rFonts w:ascii="Calibri" w:hAnsi="Calibri" w:cs="Calibri"/>
+        </w:rPr>
+        <w:t>, se debe cortar una pieza de 3.</w:t>
+      </w:r>
+      <w:r>
+        <w:rPr>
+          <w:rFonts w:ascii="Calibri" w:hAnsi="Calibri" w:cs="Calibri"/>
+        </w:rPr>
+        <w:t>5 cm de ancho por 20 cm de largo.</w:t>
       </w:r>
     </w:p>
     <w:p>
@@ -8782,7 +8780,7 @@
         </w:rPr>
         <w:t xml:space="preserve">Figura 26. Despiece de manga y </w:t>
       </w:r>
-      <w:commentRangeStart w:id="35"/>
+      <w:commentRangeStart w:id="34"/>
       <w:r>
         <w:rPr>
           <w:rFonts w:ascii="Calibri" w:hAnsi="Calibri" w:cs="Calibri"/>
@@ -8790,12 +8788,12 @@
         </w:rPr>
         <w:t>puño</w:t>
       </w:r>
-      <w:commentRangeEnd w:id="35"/>
+      <w:commentRangeEnd w:id="34"/>
       <w:r>
         <w:rPr>
           <w:rStyle w:val="Refdecomentario"/>
         </w:rPr>
-        <w:commentReference w:id="35"/>
+        <w:commentReference w:id="34"/>
       </w:r>
     </w:p>
     <w:p>
@@ -8971,8 +8969,14 @@
         <w:rPr>
           <w:rFonts w:ascii="Calibri" w:hAnsi="Calibri" w:cs="Calibri"/>
         </w:rPr>
+        <w:t xml:space="preserve">Trazar un ángulo recto. Sobre la línea horizontal marcar la medida del escote de la espalda (punto A) y, a continuación, la medida del escote del delantero (punto B). Sobre la línea vertical, marcar: 2.5 cm </w:t>
+      </w:r>
+      <w:r>
+        <w:rPr>
+          <w:rFonts w:ascii="Calibri" w:hAnsi="Calibri" w:cs="Calibri"/>
+        </w:rPr>
         <w:lastRenderedPageBreak/>
-        <w:t>Trazar un ángulo recto. Sobre la línea horizontal marcar la medida del escote de la espalda (punto A) y, a continuación, la medida del escote del delantero (punto B). Sobre la línea vertical, marcar: 2.5 cm para el pie de cuello (punto C), 1.5 cm para la pinza (punto D) y 4.5 cm para el ancho del cuello (punto E).</w:t>
+        <w:t>para el pie de cuello (punto C), 1.5 cm para la pinza (punto D) y 4.5 cm para el ancho del cuello (punto E).</w:t>
       </w:r>
     </w:p>
     <w:p>
@@ -9094,7 +9098,7 @@
         </w:rPr>
         <w:t xml:space="preserve">. Desarrollo de patrón de cuello </w:t>
       </w:r>
-      <w:commentRangeStart w:id="36"/>
+      <w:commentRangeStart w:id="35"/>
       <w:r>
         <w:rPr>
           <w:rFonts w:ascii="Calibri" w:hAnsi="Calibri" w:cs="Calibri"/>
@@ -9102,12 +9106,12 @@
         </w:rPr>
         <w:t>camisero</w:t>
       </w:r>
-      <w:commentRangeEnd w:id="36"/>
+      <w:commentRangeEnd w:id="35"/>
       <w:r>
         <w:rPr>
           <w:rStyle w:val="Refdecomentario"/>
         </w:rPr>
-        <w:commentReference w:id="36"/>
+        <w:commentReference w:id="35"/>
       </w:r>
     </w:p>
     <w:p>
@@ -9294,7 +9298,6 @@
         <w:rPr>
           <w:rFonts w:ascii="Calibri" w:hAnsi="Calibri" w:cs="Calibri"/>
         </w:rPr>
-        <w:lastRenderedPageBreak/>
         <w:t>El cuello y el pie de cuello se trazan con doblez de tela sobre la línea vertical, correspondiente al vértice del ángulo.</w:t>
       </w:r>
     </w:p>
@@ -9313,6 +9316,7 @@
         <w:rPr>
           <w:rFonts w:ascii="Calibri" w:hAnsi="Calibri" w:cs="Calibri"/>
         </w:rPr>
+        <w:lastRenderedPageBreak/>
         <w:t>El despiece del pie de cuello se construye a partir del vértice del ángulo, pasando por el punto A, el cruce del pie de cuello, la curva, el punto G y el punto C, cerrando en el doblez de la tela. Se deben marcar piquetes en el punto A y dejar costura de 1 cm en todo el contorno.</w:t>
       </w:r>
     </w:p>
@@ -9363,7 +9367,7 @@
         </w:rPr>
         <w:t xml:space="preserve">. Despiece cuello y pie de cuello </w:t>
       </w:r>
-      <w:commentRangeStart w:id="37"/>
+      <w:commentRangeStart w:id="36"/>
       <w:r>
         <w:rPr>
           <w:rFonts w:ascii="Calibri" w:hAnsi="Calibri" w:cs="Calibri"/>
@@ -9371,12 +9375,12 @@
         </w:rPr>
         <w:t>camisero</w:t>
       </w:r>
-      <w:commentRangeEnd w:id="37"/>
+      <w:commentRangeEnd w:id="36"/>
       <w:r>
         <w:rPr>
           <w:rStyle w:val="Refdecomentario"/>
         </w:rPr>
-        <w:commentReference w:id="37"/>
+        <w:commentReference w:id="36"/>
       </w:r>
     </w:p>
     <w:p>
@@ -9584,7 +9588,6 @@
           <w:rFonts w:ascii="Calibri" w:hAnsi="Calibri" w:cs="Calibri"/>
           <w:b/>
         </w:rPr>
-        <w:lastRenderedPageBreak/>
         <w:t>Figura 29</w:t>
       </w:r>
       <w:r>
@@ -9594,7 +9597,7 @@
         </w:rPr>
         <w:t xml:space="preserve">. Pantalón </w:t>
       </w:r>
-      <w:commentRangeStart w:id="38"/>
+      <w:commentRangeStart w:id="37"/>
       <w:r>
         <w:rPr>
           <w:rFonts w:ascii="Calibri" w:hAnsi="Calibri" w:cs="Calibri"/>
@@ -9602,12 +9605,12 @@
         </w:rPr>
         <w:t>clásico</w:t>
       </w:r>
-      <w:commentRangeEnd w:id="38"/>
+      <w:commentRangeEnd w:id="37"/>
       <w:r>
         <w:rPr>
           <w:rStyle w:val="Refdecomentario"/>
         </w:rPr>
-        <w:commentReference w:id="38"/>
+        <w:commentReference w:id="37"/>
       </w:r>
     </w:p>
     <w:p>
@@ -9619,6 +9622,7 @@
           <w:noProof/>
           <w:lang w:eastAsia="es-CO"/>
         </w:rPr>
+        <w:lastRenderedPageBreak/>
         <w:drawing>
           <wp:inline distT="0" distB="0" distL="0" distR="0" wp14:anchorId="1BF6FA9C" wp14:editId="03688C48">
             <wp:extent cx="3582209" cy="1536700"/>
@@ -9725,19 +9729,19 @@
         </w:rPr>
         <w:t xml:space="preserve">asculino incluyen, entre </w:t>
       </w:r>
-      <w:commentRangeStart w:id="39"/>
+      <w:commentRangeStart w:id="38"/>
       <w:r>
         <w:rPr>
           <w:rFonts w:ascii="Calibri" w:hAnsi="Calibri" w:cs="Calibri"/>
         </w:rPr>
         <w:t>otras</w:t>
       </w:r>
-      <w:commentRangeEnd w:id="39"/>
+      <w:commentRangeEnd w:id="38"/>
       <w:r>
         <w:rPr>
           <w:rStyle w:val="Refdecomentario"/>
         </w:rPr>
-        <w:commentReference w:id="39"/>
+        <w:commentReference w:id="38"/>
       </w:r>
       <w:r>
         <w:rPr>
@@ -9992,7 +9996,6 @@
           <w:rFonts w:ascii="Calibri" w:hAnsi="Calibri" w:cs="Calibri"/>
           <w:b/>
         </w:rPr>
-        <w:lastRenderedPageBreak/>
         <w:t>Tabla 2. Medidas para desarrollo de pantalón T M</w:t>
       </w:r>
       <w:r>
@@ -10016,7 +10019,7 @@
         </w:rPr>
         <w:t xml:space="preserve"> </w:t>
       </w:r>
-      <w:commentRangeStart w:id="40"/>
+      <w:commentRangeStart w:id="39"/>
       <w:r>
         <w:rPr>
           <w:rFonts w:ascii="Calibri" w:hAnsi="Calibri" w:cs="Calibri"/>
@@ -10024,12 +10027,12 @@
         </w:rPr>
         <w:t>38</w:t>
       </w:r>
-      <w:commentRangeEnd w:id="40"/>
+      <w:commentRangeEnd w:id="39"/>
       <w:r>
         <w:rPr>
           <w:rStyle w:val="Refdecomentario"/>
         </w:rPr>
-        <w:commentReference w:id="40"/>
+        <w:commentReference w:id="39"/>
       </w:r>
     </w:p>
     <w:tbl>
@@ -10071,6 +10074,7 @@
                 <w:bCs/>
                 <w:color w:val="000000"/>
               </w:rPr>
+              <w:lastRenderedPageBreak/>
               <w:t xml:space="preserve">Medida </w:t>
             </w:r>
           </w:p>
@@ -10834,19 +10838,19 @@
         </w:rPr>
         <w:t xml:space="preserve">A continuación, se describen los pasos para la construcción del patrón de la parte delantera del </w:t>
       </w:r>
-      <w:commentRangeStart w:id="41"/>
+      <w:commentRangeStart w:id="40"/>
       <w:r>
         <w:rPr>
           <w:rFonts w:ascii="Calibri" w:hAnsi="Calibri" w:cs="Calibri"/>
         </w:rPr>
         <w:t>pantalón</w:t>
       </w:r>
-      <w:commentRangeEnd w:id="41"/>
+      <w:commentRangeEnd w:id="40"/>
       <w:r>
         <w:rPr>
           <w:rStyle w:val="Refdecomentario"/>
         </w:rPr>
-        <w:commentReference w:id="41"/>
+        <w:commentReference w:id="40"/>
       </w:r>
       <w:r>
         <w:rPr>
@@ -10974,7 +10978,7 @@
         </w:rPr>
         <w:t xml:space="preserve">. Trazo delantero de </w:t>
       </w:r>
-      <w:commentRangeStart w:id="42"/>
+      <w:commentRangeStart w:id="41"/>
       <w:r>
         <w:rPr>
           <w:rFonts w:ascii="Calibri" w:hAnsi="Calibri" w:cs="Calibri"/>
@@ -10982,12 +10986,12 @@
         </w:rPr>
         <w:t>pantalón</w:t>
       </w:r>
-      <w:commentRangeEnd w:id="42"/>
+      <w:commentRangeEnd w:id="41"/>
       <w:r>
         <w:rPr>
           <w:rStyle w:val="Refdecomentario"/>
         </w:rPr>
-        <w:commentReference w:id="42"/>
+        <w:commentReference w:id="41"/>
       </w:r>
     </w:p>
     <w:p>
@@ -11068,7 +11072,7 @@
         </w:rPr>
         <w:t xml:space="preserve">. Líneas base para trazo del </w:t>
       </w:r>
-      <w:commentRangeStart w:id="43"/>
+      <w:commentRangeStart w:id="42"/>
       <w:r>
         <w:rPr>
           <w:rFonts w:ascii="Calibri" w:hAnsi="Calibri" w:cs="Calibri"/>
@@ -11076,12 +11080,12 @@
         </w:rPr>
         <w:t>pantalón</w:t>
       </w:r>
-      <w:commentRangeEnd w:id="43"/>
+      <w:commentRangeEnd w:id="42"/>
       <w:r>
         <w:rPr>
           <w:rStyle w:val="Refdecomentario"/>
         </w:rPr>
-        <w:commentReference w:id="43"/>
+        <w:commentReference w:id="42"/>
       </w:r>
     </w:p>
     <w:p>
@@ -11322,7 +11326,7 @@
         </w:rPr>
         <w:t xml:space="preserve">. Fórmula profundidad de </w:t>
       </w:r>
-      <w:commentRangeStart w:id="44"/>
+      <w:commentRangeStart w:id="43"/>
       <w:r>
         <w:rPr>
           <w:rFonts w:ascii="Calibri" w:hAnsi="Calibri" w:cs="Calibri"/>
@@ -11330,12 +11334,12 @@
         </w:rPr>
         <w:t>tiro</w:t>
       </w:r>
-      <w:commentRangeEnd w:id="44"/>
+      <w:commentRangeEnd w:id="43"/>
       <w:r>
         <w:rPr>
           <w:rStyle w:val="Refdecomentario"/>
         </w:rPr>
-        <w:commentReference w:id="44"/>
+        <w:commentReference w:id="43"/>
       </w:r>
       <w:r>
         <w:rPr>
@@ -11567,7 +11571,7 @@
         </w:rPr>
         <w:t xml:space="preserve">. Curva de </w:t>
       </w:r>
-      <w:commentRangeStart w:id="45"/>
+      <w:commentRangeStart w:id="44"/>
       <w:r>
         <w:rPr>
           <w:rFonts w:ascii="Calibri" w:hAnsi="Calibri" w:cs="Calibri"/>
@@ -11575,12 +11579,12 @@
         </w:rPr>
         <w:t>tiro</w:t>
       </w:r>
-      <w:commentRangeEnd w:id="45"/>
+      <w:commentRangeEnd w:id="44"/>
       <w:r>
         <w:rPr>
           <w:rStyle w:val="Refdecomentario"/>
         </w:rPr>
-        <w:commentReference w:id="45"/>
+        <w:commentReference w:id="44"/>
       </w:r>
     </w:p>
     <w:p>
@@ -11703,7 +11707,7 @@
         </w:rPr>
         <w:t xml:space="preserve">Trazado de cintura y costado del </w:t>
       </w:r>
-      <w:commentRangeStart w:id="46"/>
+      <w:commentRangeStart w:id="45"/>
       <w:r>
         <w:rPr>
           <w:rFonts w:ascii="Calibri" w:hAnsi="Calibri" w:cs="Calibri"/>
@@ -11711,12 +11715,12 @@
         </w:rPr>
         <w:t>delantero</w:t>
       </w:r>
-      <w:commentRangeEnd w:id="46"/>
+      <w:commentRangeEnd w:id="45"/>
       <w:r>
         <w:rPr>
           <w:rStyle w:val="Refdecomentario"/>
         </w:rPr>
-        <w:commentReference w:id="46"/>
+        <w:commentReference w:id="45"/>
       </w:r>
     </w:p>
     <w:p>
@@ -12004,7 +12008,7 @@
         </w:rPr>
         <w:t xml:space="preserve">. Distribución de líneas guía en el pantalón </w:t>
       </w:r>
-      <w:commentRangeStart w:id="47"/>
+      <w:commentRangeStart w:id="46"/>
       <w:r>
         <w:rPr>
           <w:rFonts w:ascii="Calibri" w:hAnsi="Calibri" w:cs="Calibri"/>
@@ -12012,12 +12016,12 @@
         </w:rPr>
         <w:t>delantero</w:t>
       </w:r>
-      <w:commentRangeEnd w:id="47"/>
+      <w:commentRangeEnd w:id="46"/>
       <w:r>
         <w:rPr>
           <w:rStyle w:val="Refdecomentario"/>
         </w:rPr>
-        <w:commentReference w:id="47"/>
+        <w:commentReference w:id="46"/>
       </w:r>
     </w:p>
     <w:p>
@@ -12104,7 +12108,7 @@
         </w:rPr>
         <w:t xml:space="preserve">. Molde delantero pantalón </w:t>
       </w:r>
-      <w:commentRangeStart w:id="48"/>
+      <w:commentRangeStart w:id="47"/>
       <w:r>
         <w:rPr>
           <w:rFonts w:ascii="Calibri" w:hAnsi="Calibri" w:cs="Calibri"/>
@@ -12112,12 +12116,12 @@
         </w:rPr>
         <w:t>masculino</w:t>
       </w:r>
-      <w:commentRangeEnd w:id="48"/>
+      <w:commentRangeEnd w:id="47"/>
       <w:r>
         <w:rPr>
           <w:rStyle w:val="Refdecomentario"/>
         </w:rPr>
-        <w:commentReference w:id="48"/>
+        <w:commentReference w:id="47"/>
       </w:r>
     </w:p>
     <w:p>
@@ -12297,19 +12301,19 @@
         </w:rPr>
         <w:t xml:space="preserve">Para iniciar, es necesario ampliar la medida de la bota y la rodilla entre 1 y 2 cm hacia cada lado, como </w:t>
       </w:r>
-      <w:commentRangeStart w:id="49"/>
+      <w:commentRangeStart w:id="48"/>
       <w:r>
         <w:rPr>
           <w:rFonts w:ascii="Calibri" w:hAnsi="Calibri" w:cs="Calibri"/>
         </w:rPr>
         <w:t>se</w:t>
       </w:r>
-      <w:commentRangeEnd w:id="49"/>
+      <w:commentRangeEnd w:id="48"/>
       <w:r>
         <w:rPr>
           <w:rStyle w:val="Refdecomentario"/>
         </w:rPr>
-        <w:commentReference w:id="49"/>
+        <w:commentReference w:id="48"/>
       </w:r>
       <w:r>
         <w:rPr>
@@ -12425,7 +12429,7 @@
         </w:rPr>
         <w:t xml:space="preserve">. Ajuste de bota y rodilla en </w:t>
       </w:r>
-      <w:commentRangeStart w:id="50"/>
+      <w:commentRangeStart w:id="49"/>
       <w:r>
         <w:rPr>
           <w:rFonts w:ascii="Calibri" w:hAnsi="Calibri" w:cs="Calibri"/>
@@ -12433,12 +12437,12 @@
         </w:rPr>
         <w:t>posterior</w:t>
       </w:r>
-      <w:commentRangeEnd w:id="50"/>
+      <w:commentRangeEnd w:id="49"/>
       <w:r>
         <w:rPr>
           <w:rStyle w:val="Refdecomentario"/>
         </w:rPr>
-        <w:commentReference w:id="50"/>
+        <w:commentReference w:id="49"/>
       </w:r>
     </w:p>
     <w:p>
@@ -12653,7 +12657,7 @@
         </w:rPr>
         <w:t xml:space="preserve">Ajuste superior del trazo </w:t>
       </w:r>
-      <w:commentRangeStart w:id="51"/>
+      <w:commentRangeStart w:id="50"/>
       <w:r>
         <w:rPr>
           <w:rFonts w:ascii="Calibri" w:hAnsi="Calibri" w:cs="Calibri"/>
@@ -12661,12 +12665,12 @@
         </w:rPr>
         <w:t>posterior</w:t>
       </w:r>
-      <w:commentRangeEnd w:id="51"/>
+      <w:commentRangeEnd w:id="50"/>
       <w:r>
         <w:rPr>
           <w:rStyle w:val="Refdecomentario"/>
         </w:rPr>
-        <w:commentReference w:id="51"/>
+        <w:commentReference w:id="50"/>
       </w:r>
     </w:p>
     <w:p>
@@ -12865,7 +12869,7 @@
         </w:rPr>
         <w:t xml:space="preserve">Curvas y ajustes del trazo </w:t>
       </w:r>
-      <w:commentRangeStart w:id="52"/>
+      <w:commentRangeStart w:id="51"/>
       <w:r>
         <w:rPr>
           <w:rFonts w:ascii="Calibri" w:hAnsi="Calibri" w:cs="Calibri"/>
@@ -12873,12 +12877,12 @@
         </w:rPr>
         <w:t>posterior</w:t>
       </w:r>
-      <w:commentRangeEnd w:id="52"/>
+      <w:commentRangeEnd w:id="51"/>
       <w:r>
         <w:rPr>
           <w:rStyle w:val="Refdecomentario"/>
         </w:rPr>
-        <w:commentReference w:id="52"/>
+        <w:commentReference w:id="51"/>
       </w:r>
     </w:p>
     <w:p>
@@ -12994,7 +12998,31 @@
         <w:rPr>
           <w:rFonts w:ascii="Calibri" w:hAnsi="Calibri" w:cs="Calibri"/>
         </w:rPr>
-        <w:t xml:space="preserve">Prolongar en la línea de tiro la misma medida que el tiro del delantero menos 1.5 cm (4.5 -1.5 = 3.5 cm). </w:t>
+        <w:t xml:space="preserve">Prolongar en la línea de tiro la misma medida que el tiro </w:t>
+      </w:r>
+      <w:r>
+        <w:rPr>
+          <w:rFonts w:ascii="Calibri" w:hAnsi="Calibri" w:cs="Calibri"/>
+        </w:rPr>
+        <w:t xml:space="preserve">del delantero menos 1.5 cm (4.5 </w:t>
+      </w:r>
+      <w:r>
+        <w:rPr>
+          <w:rFonts w:ascii="Calibri" w:hAnsi="Calibri" w:cs="Calibri"/>
+        </w:rPr>
+        <w:t>-</w:t>
+      </w:r>
+      <w:r>
+        <w:rPr>
+          <w:rFonts w:ascii="Calibri" w:hAnsi="Calibri" w:cs="Calibri"/>
+        </w:rPr>
+        <w:t xml:space="preserve"> </w:t>
+      </w:r>
+      <w:r>
+        <w:rPr>
+          <w:rFonts w:ascii="Calibri" w:hAnsi="Calibri" w:cs="Calibri"/>
+        </w:rPr>
+        <w:t xml:space="preserve">1.5 = 3.5 cm). </w:t>
       </w:r>
     </w:p>
     <w:p>
@@ -13053,7 +13081,7 @@
         </w:rPr>
         <w:t xml:space="preserve">Curva del tiro </w:t>
       </w:r>
-      <w:commentRangeStart w:id="53"/>
+      <w:commentRangeStart w:id="52"/>
       <w:r>
         <w:rPr>
           <w:rFonts w:ascii="Calibri" w:hAnsi="Calibri" w:cs="Calibri"/>
@@ -13061,12 +13089,12 @@
         </w:rPr>
         <w:t>posterior</w:t>
       </w:r>
-      <w:commentRangeEnd w:id="53"/>
+      <w:commentRangeEnd w:id="52"/>
       <w:r>
         <w:rPr>
           <w:rStyle w:val="Refdecomentario"/>
         </w:rPr>
-        <w:commentReference w:id="53"/>
+        <w:commentReference w:id="52"/>
       </w:r>
     </w:p>
     <w:p>
@@ -13249,7 +13277,7 @@
         </w:rPr>
         <w:t xml:space="preserve">Marcación de pinza </w:t>
       </w:r>
-      <w:commentRangeStart w:id="54"/>
+      <w:commentRangeStart w:id="53"/>
       <w:r>
         <w:rPr>
           <w:rFonts w:ascii="Calibri" w:hAnsi="Calibri" w:cs="Calibri"/>
@@ -13257,12 +13285,12 @@
         </w:rPr>
         <w:t>posterior</w:t>
       </w:r>
-      <w:commentRangeEnd w:id="54"/>
+      <w:commentRangeEnd w:id="53"/>
       <w:r>
         <w:rPr>
           <w:rStyle w:val="Refdecomentario"/>
         </w:rPr>
-        <w:commentReference w:id="54"/>
+        <w:commentReference w:id="53"/>
       </w:r>
       <w:r>
         <w:rPr>
@@ -13527,7 +13555,7 @@
         </w:rPr>
         <w:t xml:space="preserve">Marcación de pinza </w:t>
       </w:r>
-      <w:commentRangeStart w:id="56"/>
+      <w:commentRangeStart w:id="54"/>
       <w:r>
         <w:rPr>
           <w:rFonts w:ascii="Calibri" w:hAnsi="Calibri" w:cs="Calibri"/>
@@ -13535,12 +13563,12 @@
         </w:rPr>
         <w:t>posterior</w:t>
       </w:r>
-      <w:commentRangeEnd w:id="56"/>
+      <w:commentRangeEnd w:id="54"/>
       <w:r>
         <w:rPr>
           <w:rStyle w:val="Refdecomentario"/>
         </w:rPr>
-        <w:commentReference w:id="56"/>
+        <w:commentReference w:id="54"/>
       </w:r>
       <w:r>
         <w:rPr>
@@ -13761,7 +13789,7 @@
         </w:rPr>
         <w:t xml:space="preserve">. Chaqueta básica </w:t>
       </w:r>
-      <w:commentRangeStart w:id="57"/>
+      <w:commentRangeStart w:id="55"/>
       <w:r>
         <w:rPr>
           <w:rFonts w:ascii="Calibri" w:hAnsi="Calibri" w:cs="Calibri"/>
@@ -13769,12 +13797,12 @@
         </w:rPr>
         <w:t>masculina</w:t>
       </w:r>
-      <w:commentRangeEnd w:id="57"/>
+      <w:commentRangeEnd w:id="55"/>
       <w:r>
         <w:rPr>
           <w:rStyle w:val="Refdecomentario"/>
         </w:rPr>
-        <w:commentReference w:id="57"/>
+        <w:commentReference w:id="55"/>
       </w:r>
       <w:r>
         <w:rPr>
@@ -13943,7 +13971,21 @@
         <w:rPr>
           <w:rFonts w:ascii="Calibri" w:hAnsi="Calibri" w:cs="Calibri"/>
         </w:rPr>
-        <w:t>Para la elaboración de los patrones, es fundamental contar con los elementos necesarios para el trazo: reglas de patronaje, papel trazo o papel bond, lápiz, borrador, tijeras, cinta métrica y, además, tener listo el básico superior masculino.</w:t>
+        <w:t xml:space="preserve">Para la elaboración de los patrones, es fundamental contar con los elementos necesarios para el trazo: reglas de patronaje, papel trazo o papel </w:t>
+      </w:r>
+      <w:r>
+        <w:rPr>
+          <w:rFonts w:ascii="Calibri" w:hAnsi="Calibri" w:cs="Calibri"/>
+          <w:i/>
+          <w:highlight w:val="green"/>
+        </w:rPr>
+        <w:t>bond</w:t>
+      </w:r>
+      <w:r>
+        <w:rPr>
+          <w:rFonts w:ascii="Calibri" w:hAnsi="Calibri" w:cs="Calibri"/>
+        </w:rPr>
+        <w:t>, lápiz, borrador, tijeras, cinta métrica y, además, tener listo el básico superior masculino.</w:t>
       </w:r>
     </w:p>
     <w:p>
@@ -14026,19 +14068,19 @@
         </w:rPr>
         <w:t xml:space="preserve">Para el desarrollo del patrón del cuerpo de la chaqueta, se siguen estos </w:t>
       </w:r>
-      <w:commentRangeStart w:id="58"/>
+      <w:commentRangeStart w:id="56"/>
       <w:r>
         <w:rPr>
           <w:rFonts w:ascii="Calibri" w:hAnsi="Calibri" w:cs="Calibri"/>
         </w:rPr>
         <w:t>pasos</w:t>
       </w:r>
-      <w:commentRangeEnd w:id="58"/>
+      <w:commentRangeEnd w:id="56"/>
       <w:r>
         <w:rPr>
           <w:rStyle w:val="Refdecomentario"/>
         </w:rPr>
-        <w:commentReference w:id="58"/>
+        <w:commentReference w:id="56"/>
       </w:r>
       <w:r>
         <w:rPr>
@@ -14155,7 +14197,7 @@
         </w:rPr>
         <w:t xml:space="preserve">Ubicación de básicos superiores con </w:t>
       </w:r>
-      <w:commentRangeStart w:id="59"/>
+      <w:commentRangeStart w:id="57"/>
       <w:r>
         <w:rPr>
           <w:rFonts w:ascii="Calibri" w:hAnsi="Calibri" w:cs="Calibri"/>
@@ -14163,12 +14205,12 @@
         </w:rPr>
         <w:t>desahogo</w:t>
       </w:r>
-      <w:commentRangeEnd w:id="59"/>
+      <w:commentRangeEnd w:id="57"/>
       <w:r>
         <w:rPr>
           <w:rStyle w:val="Refdecomentario"/>
         </w:rPr>
-        <w:commentReference w:id="59"/>
+        <w:commentReference w:id="57"/>
       </w:r>
       <w:r>
         <w:rPr>
@@ -14355,7 +14397,7 @@
         </w:rPr>
         <w:t xml:space="preserve">Ubicación de piezas base en el largo de la </w:t>
       </w:r>
-      <w:commentRangeStart w:id="60"/>
+      <w:commentRangeStart w:id="58"/>
       <w:r>
         <w:rPr>
           <w:rFonts w:ascii="Calibri" w:hAnsi="Calibri" w:cs="Calibri"/>
@@ -14363,12 +14405,12 @@
         </w:rPr>
         <w:t>chaqueta</w:t>
       </w:r>
-      <w:commentRangeEnd w:id="60"/>
+      <w:commentRangeEnd w:id="58"/>
       <w:r>
         <w:rPr>
           <w:rStyle w:val="Refdecomentario"/>
         </w:rPr>
-        <w:commentReference w:id="60"/>
+        <w:commentReference w:id="58"/>
       </w:r>
     </w:p>
     <w:p>
@@ -14555,24 +14597,24 @@
       </w:pPr>
       <w:r>
         <w:rPr>
-          <w:b/>
-          <w:bCs/>
           <w:noProof/>
+          <w:sz w:val="24"/>
+          <w:szCs w:val="24"/>
           <w:lang w:eastAsia="es-CO"/>
         </w:rPr>
         <w:drawing>
-          <wp:anchor distT="0" distB="0" distL="114300" distR="114300" simplePos="0" relativeHeight="251704320" behindDoc="0" locked="0" layoutInCell="1" allowOverlap="1" wp14:anchorId="27CB7C21" wp14:editId="493032CA">
+          <wp:anchor distT="0" distB="0" distL="114300" distR="114300" simplePos="0" relativeHeight="251715584" behindDoc="0" locked="0" layoutInCell="1" allowOverlap="1" wp14:anchorId="02A8EA12" wp14:editId="2F9178FD">
             <wp:simplePos x="0" y="0"/>
             <wp:positionH relativeFrom="column">
-              <wp:posOffset>530860</wp:posOffset>
+              <wp:posOffset>365760</wp:posOffset>
             </wp:positionH>
             <wp:positionV relativeFrom="paragraph">
-              <wp:posOffset>242570</wp:posOffset>
+              <wp:posOffset>349885</wp:posOffset>
             </wp:positionV>
-            <wp:extent cx="2194560" cy="1722755"/>
+            <wp:extent cx="1718945" cy="1932305"/>
             <wp:effectExtent l="0" t="0" r="0" b="0"/>
             <wp:wrapTopAndBottom/>
-            <wp:docPr id="65" name="Imagen 65"/>
+            <wp:docPr id="3" name="Imagen 3"/>
             <wp:cNvGraphicFramePr>
               <a:graphicFrameLocks xmlns:a="http://schemas.openxmlformats.org/drawingml/2006/main" noChangeAspect="1"/>
             </wp:cNvGraphicFramePr>
@@ -14580,13 +14622,13 @@
               <a:graphicData uri="http://schemas.openxmlformats.org/drawingml/2006/picture">
                 <pic:pic xmlns:pic="http://schemas.openxmlformats.org/drawingml/2006/picture">
                   <pic:nvPicPr>
-                    <pic:cNvPr id="0" name="Picture 3"/>
+                    <pic:cNvPr id="0" name="Picture 2"/>
                     <pic:cNvPicPr>
                       <a:picLocks noChangeAspect="1" noChangeArrowheads="1"/>
                     </pic:cNvPicPr>
                   </pic:nvPicPr>
                   <pic:blipFill>
-                    <a:blip r:embed="rId59" cstate="print">
+                    <a:blip r:embed="rId59">
                       <a:extLst>
                         <a:ext uri="{28A0092B-C50C-407E-A947-70E740481C1C}">
                           <a14:useLocalDpi xmlns:a14="http://schemas.microsoft.com/office/drawing/2010/main" val="0"/>
@@ -14601,15 +14643,12 @@
                   <pic:spPr bwMode="auto">
                     <a:xfrm>
                       <a:off x="0" y="0"/>
-                      <a:ext cx="2194560" cy="1722755"/>
+                      <a:ext cx="1718945" cy="1932305"/>
                     </a:xfrm>
                     <a:prstGeom prst="rect">
                       <a:avLst/>
                     </a:prstGeom>
                     <a:noFill/>
-                    <a:ln>
-                      <a:noFill/>
-                    </a:ln>
                   </pic:spPr>
                 </pic:pic>
               </a:graphicData>
@@ -14640,7 +14679,7 @@
         </w:rPr>
         <w:t xml:space="preserve">. Modificaciones en escote y </w:t>
       </w:r>
-      <w:commentRangeStart w:id="61"/>
+      <w:commentRangeStart w:id="59"/>
       <w:r>
         <w:rPr>
           <w:rFonts w:ascii="Calibri" w:hAnsi="Calibri" w:cs="Calibri"/>
@@ -14648,12 +14687,12 @@
         </w:rPr>
         <w:t>hombros</w:t>
       </w:r>
-      <w:commentRangeEnd w:id="61"/>
+      <w:commentRangeEnd w:id="59"/>
       <w:r>
         <w:rPr>
           <w:rStyle w:val="Refdecomentario"/>
         </w:rPr>
-        <w:commentReference w:id="61"/>
+        <w:commentReference w:id="59"/>
       </w:r>
     </w:p>
     <w:p>
@@ -14694,7 +14733,7 @@
           <w:sz w:val="22"/>
           <w:szCs w:val="22"/>
         </w:rPr>
-        <w:t>Fuente: SENA (2019)</w:t>
+        <w:t xml:space="preserve">Fuente: Inteligencia artificial </w:t>
       </w:r>
     </w:p>
     <w:p>
@@ -14788,7 +14827,7 @@
         </w:rPr>
         <w:t xml:space="preserve">Ajuste en escote </w:t>
       </w:r>
-      <w:commentRangeStart w:id="62"/>
+      <w:commentRangeStart w:id="60"/>
       <w:r>
         <w:rPr>
           <w:rFonts w:ascii="Calibri" w:hAnsi="Calibri" w:cs="Calibri"/>
@@ -14796,12 +14835,12 @@
         </w:rPr>
         <w:t>delantero</w:t>
       </w:r>
-      <w:commentRangeEnd w:id="62"/>
+      <w:commentRangeEnd w:id="60"/>
       <w:r>
         <w:rPr>
           <w:rStyle w:val="Refdecomentario"/>
         </w:rPr>
-        <w:commentReference w:id="62"/>
+        <w:commentReference w:id="60"/>
       </w:r>
     </w:p>
     <w:p>
@@ -14915,6 +14954,7 @@
           <w:sz w:val="22"/>
           <w:szCs w:val="22"/>
         </w:rPr>
+        <w:lastRenderedPageBreak/>
         <w:t xml:space="preserve">               </w:t>
       </w:r>
       <w:r>
@@ -14955,7 +14995,6 @@
         <w:rPr>
           <w:rFonts w:ascii="Calibri" w:hAnsi="Calibri" w:cs="Calibri"/>
         </w:rPr>
-        <w:lastRenderedPageBreak/>
         <w:t xml:space="preserve">Subir 12 cm por costado y escuadrar 5 cm hacia centro frente, para marcar el piquete interno de troquel (o marcación) para el lado inferior de la ubicación de bolsillo, desde ahí trazar hacia arriba en recta o en diagonal, el largo de la boca de bolsillo para la chaqueta (14 cm). Marcar allí el segundo piquete de troquel. </w:t>
       </w:r>
     </w:p>
@@ -15092,7 +15131,19 @@
         <w:rPr>
           <w:rFonts w:ascii="Calibri" w:hAnsi="Calibri" w:cs="Calibri"/>
         </w:rPr>
-        <w:t xml:space="preserve"> se traza por el cuello, hombro, sisa, costado, ruedo y centro frente. Se aplican costuras de 1,5 cm en el centro frente (para la cremallera), 1 cm en hombro, sisa y costado, y 3 cm en el ruedo para el dobladillo. El hilo de tela debe ir paralelo al centro frente.</w:t>
+        <w:t xml:space="preserve"> se traza por el cuello, hombro, sisa, costado, ruedo y centro f</w:t>
+      </w:r>
+      <w:r>
+        <w:rPr>
+          <w:rFonts w:ascii="Calibri" w:hAnsi="Calibri" w:cs="Calibri"/>
+        </w:rPr>
+        <w:t>rente. Se aplican costuras de 1.</w:t>
+      </w:r>
+      <w:r>
+        <w:rPr>
+          <w:rFonts w:ascii="Calibri" w:hAnsi="Calibri" w:cs="Calibri"/>
+        </w:rPr>
+        <w:t>5 cm en el centro frente (para la cremallera), 1 cm en hombro, sisa y costado, y 3 cm en el ruedo para el dobladillo. El hilo de tela debe ir paralelo al centro frente.</w:t>
       </w:r>
     </w:p>
     <w:p>
@@ -15154,7 +15205,7 @@
         </w:rPr>
         <w:t xml:space="preserve">. Despiece chaqueta </w:t>
       </w:r>
-      <w:commentRangeStart w:id="63"/>
+      <w:commentRangeStart w:id="61"/>
       <w:r>
         <w:rPr>
           <w:rFonts w:ascii="Calibri" w:hAnsi="Calibri" w:cs="Calibri"/>
@@ -15162,12 +15213,12 @@
         </w:rPr>
         <w:t>masculina</w:t>
       </w:r>
-      <w:commentRangeEnd w:id="63"/>
+      <w:commentRangeEnd w:id="61"/>
       <w:r>
         <w:rPr>
           <w:rStyle w:val="Refdecomentario"/>
         </w:rPr>
-        <w:commentReference w:id="63"/>
+        <w:commentReference w:id="61"/>
       </w:r>
       <w:r>
         <w:t xml:space="preserve"> </w:t>
@@ -15260,6 +15311,7 @@
           <w:sz w:val="22"/>
           <w:szCs w:val="22"/>
         </w:rPr>
+        <w:lastRenderedPageBreak/>
         <w:t xml:space="preserve">             </w:t>
       </w:r>
       <w:r>
@@ -15349,19 +15401,19 @@
         </w:rPr>
         <w:t xml:space="preserve">A continuación, se describen los pasos para la elaboración del patrón de una manga </w:t>
       </w:r>
-      <w:commentRangeStart w:id="64"/>
+      <w:commentRangeStart w:id="62"/>
       <w:r>
         <w:rPr>
           <w:rFonts w:ascii="Calibri" w:hAnsi="Calibri" w:cs="Calibri"/>
         </w:rPr>
         <w:t>básica</w:t>
       </w:r>
-      <w:commentRangeEnd w:id="64"/>
+      <w:commentRangeEnd w:id="62"/>
       <w:r>
         <w:rPr>
           <w:rStyle w:val="Refdecomentario"/>
         </w:rPr>
-        <w:commentReference w:id="64"/>
+        <w:commentReference w:id="62"/>
       </w:r>
       <w:r>
         <w:rPr>
@@ -15472,7 +15524,7 @@
         </w:rPr>
         <w:t xml:space="preserve">Esquema inicial de manga </w:t>
       </w:r>
-      <w:commentRangeStart w:id="65"/>
+      <w:commentRangeStart w:id="63"/>
       <w:r>
         <w:rPr>
           <w:rFonts w:ascii="Calibri" w:hAnsi="Calibri" w:cs="Calibri"/>
@@ -15480,12 +15532,12 @@
         </w:rPr>
         <w:t>básica</w:t>
       </w:r>
-      <w:commentRangeEnd w:id="65"/>
+      <w:commentRangeEnd w:id="63"/>
       <w:r>
         <w:rPr>
           <w:rStyle w:val="Refdecomentario"/>
         </w:rPr>
-        <w:commentReference w:id="65"/>
+        <w:commentReference w:id="63"/>
       </w:r>
     </w:p>
     <w:p>
@@ -15680,6 +15732,7 @@
         <w:rPr>
           <w:rFonts w:ascii="Calibri" w:hAnsi="Calibri" w:cs="Calibri"/>
         </w:rPr>
+        <w:lastRenderedPageBreak/>
         <w:t xml:space="preserve">Se hace el mismo procedimiento al lado derecho, pero con la medida de la sisa de la espalda. </w:t>
       </w:r>
     </w:p>
@@ -15723,7 +15776,7 @@
         </w:rPr>
         <w:t xml:space="preserve">Medidas ajustadas de </w:t>
       </w:r>
-      <w:commentRangeStart w:id="66"/>
+      <w:commentRangeStart w:id="64"/>
       <w:r>
         <w:rPr>
           <w:rFonts w:ascii="Calibri" w:hAnsi="Calibri" w:cs="Calibri"/>
@@ -15731,12 +15784,12 @@
         </w:rPr>
         <w:t>sisa</w:t>
       </w:r>
-      <w:commentRangeEnd w:id="66"/>
+      <w:commentRangeEnd w:id="64"/>
       <w:r>
         <w:rPr>
           <w:rStyle w:val="Refdecomentario"/>
         </w:rPr>
-        <w:commentReference w:id="66"/>
+        <w:commentReference w:id="64"/>
       </w:r>
       <w:r>
         <w:rPr>
@@ -15949,7 +16002,7 @@
         </w:rPr>
         <w:t xml:space="preserve">Curvatura para sisa delantera y </w:t>
       </w:r>
-      <w:commentRangeStart w:id="67"/>
+      <w:commentRangeStart w:id="65"/>
       <w:r>
         <w:rPr>
           <w:rFonts w:ascii="Calibri" w:hAnsi="Calibri" w:cs="Calibri"/>
@@ -15957,12 +16010,12 @@
         </w:rPr>
         <w:t>espalda</w:t>
       </w:r>
-      <w:commentRangeEnd w:id="67"/>
+      <w:commentRangeEnd w:id="65"/>
       <w:r>
         <w:rPr>
           <w:rStyle w:val="Refdecomentario"/>
         </w:rPr>
-        <w:commentReference w:id="67"/>
+        <w:commentReference w:id="65"/>
       </w:r>
       <w:r>
         <w:rPr>
@@ -16122,6 +16175,7 @@
           <w:rFonts w:ascii="Calibri" w:hAnsi="Calibri" w:cs="Calibri"/>
           <w:b/>
         </w:rPr>
+        <w:lastRenderedPageBreak/>
         <w:t>Figura 52</w:t>
       </w:r>
       <w:r>
@@ -16138,7 +16192,7 @@
         </w:rPr>
         <w:t xml:space="preserve">Curva final de copa de </w:t>
       </w:r>
-      <w:commentRangeStart w:id="68"/>
+      <w:commentRangeStart w:id="66"/>
       <w:r>
         <w:rPr>
           <w:rFonts w:ascii="Calibri" w:hAnsi="Calibri" w:cs="Calibri"/>
@@ -16146,12 +16200,12 @@
         </w:rPr>
         <w:t>manga</w:t>
       </w:r>
-      <w:commentRangeEnd w:id="68"/>
+      <w:commentRangeEnd w:id="66"/>
       <w:r>
         <w:rPr>
           <w:rStyle w:val="Refdecomentario"/>
         </w:rPr>
-        <w:commentReference w:id="68"/>
+        <w:commentReference w:id="66"/>
       </w:r>
       <w:r>
         <w:rPr>
@@ -16241,7 +16295,6 @@
           <w:sz w:val="22"/>
           <w:szCs w:val="22"/>
         </w:rPr>
-        <w:lastRenderedPageBreak/>
         <w:t xml:space="preserve">              </w:t>
       </w:r>
       <w:r>
@@ -16343,7 +16396,7 @@
         </w:rPr>
         <w:t xml:space="preserve">Trazado final de manga </w:t>
       </w:r>
-      <w:commentRangeStart w:id="69"/>
+      <w:commentRangeStart w:id="67"/>
       <w:r>
         <w:rPr>
           <w:rFonts w:ascii="Calibri" w:hAnsi="Calibri" w:cs="Calibri"/>
@@ -16351,12 +16404,12 @@
         </w:rPr>
         <w:t>básica</w:t>
       </w:r>
-      <w:commentRangeEnd w:id="69"/>
+      <w:commentRangeEnd w:id="67"/>
       <w:r>
         <w:rPr>
           <w:rStyle w:val="Refdecomentario"/>
         </w:rPr>
-        <w:commentReference w:id="69"/>
+        <w:commentReference w:id="67"/>
       </w:r>
     </w:p>
     <w:p>
@@ -16537,7 +16590,7 @@
         </w:rPr>
         <w:t xml:space="preserve">Corte posterior de la </w:t>
       </w:r>
-      <w:commentRangeStart w:id="70"/>
+      <w:commentRangeStart w:id="68"/>
       <w:r>
         <w:rPr>
           <w:rFonts w:ascii="Calibri" w:hAnsi="Calibri" w:cs="Calibri"/>
@@ -16545,12 +16598,12 @@
         </w:rPr>
         <w:t>manga</w:t>
       </w:r>
-      <w:commentRangeEnd w:id="70"/>
+      <w:commentRangeEnd w:id="68"/>
       <w:r>
         <w:rPr>
           <w:rStyle w:val="Refdecomentario"/>
         </w:rPr>
-        <w:commentReference w:id="70"/>
+        <w:commentReference w:id="68"/>
       </w:r>
     </w:p>
     <w:p>
@@ -16765,7 +16818,7 @@
         </w:rPr>
         <w:t xml:space="preserve">as </w:t>
       </w:r>
-      <w:commentRangeStart w:id="71"/>
+      <w:commentRangeStart w:id="69"/>
       <w:r>
         <w:rPr>
           <w:rFonts w:ascii="Calibri" w:hAnsi="Calibri" w:cs="Calibri"/>
@@ -16773,12 +16826,12 @@
         </w:rPr>
         <w:t>masculinas</w:t>
       </w:r>
-      <w:commentRangeEnd w:id="71"/>
+      <w:commentRangeEnd w:id="69"/>
       <w:r>
         <w:rPr>
           <w:rStyle w:val="Refdecomentario"/>
         </w:rPr>
-        <w:commentReference w:id="71"/>
+        <w:commentReference w:id="69"/>
       </w:r>
     </w:p>
     <w:p>
@@ -17164,7 +17217,7 @@
           <w:b/>
         </w:rPr>
       </w:pPr>
-      <w:commentRangeStart w:id="72"/>
+      <w:commentRangeStart w:id="70"/>
       <w:r>
         <w:rPr>
           <w:rFonts w:ascii="Calibri" w:hAnsi="Calibri" w:cs="Calibri"/>
@@ -17179,12 +17232,12 @@
         </w:rPr>
         <w:t>orrección en prendas masculinas</w:t>
       </w:r>
-      <w:commentRangeEnd w:id="72"/>
+      <w:commentRangeEnd w:id="70"/>
       <w:r>
         <w:rPr>
           <w:rStyle w:val="Refdecomentario"/>
         </w:rPr>
-        <w:commentReference w:id="72"/>
+        <w:commentReference w:id="70"/>
       </w:r>
     </w:p>
     <w:p>
@@ -17376,7 +17429,7 @@
         </w:rPr>
         <w:t xml:space="preserve">mportancia de estos </w:t>
       </w:r>
-      <w:commentRangeStart w:id="73"/>
+      <w:commentRangeStart w:id="71"/>
       <w:r>
         <w:rPr>
           <w:rFonts w:ascii="Calibri" w:hAnsi="Calibri" w:cs="Calibri"/>
@@ -17384,12 +17437,12 @@
         </w:rPr>
         <w:t>correctivos</w:t>
       </w:r>
-      <w:commentRangeEnd w:id="73"/>
+      <w:commentRangeEnd w:id="71"/>
       <w:r>
         <w:rPr>
           <w:rStyle w:val="Refdecomentario"/>
         </w:rPr>
-        <w:commentReference w:id="73"/>
+        <w:commentReference w:id="71"/>
       </w:r>
     </w:p>
     <w:p>
@@ -17586,7 +17639,7 @@
           <w:color w:val="948A54"/>
         </w:rPr>
       </w:pPr>
-      <w:commentRangeStart w:id="74"/>
+      <w:commentRangeStart w:id="72"/>
       <w:r>
         <w:rPr>
           <w:noProof/>
@@ -17635,12 +17688,12 @@
           </wp:inline>
         </w:drawing>
       </w:r>
-      <w:commentRangeEnd w:id="74"/>
+      <w:commentRangeEnd w:id="72"/>
       <w:r>
         <w:rPr>
           <w:rStyle w:val="Refdecomentario"/>
         </w:rPr>
-        <w:commentReference w:id="74"/>
+        <w:commentReference w:id="72"/>
       </w:r>
     </w:p>
     <w:p>
@@ -19921,6 +19974,8 @@
           <w:szCs w:val="22"/>
         </w:rPr>
       </w:pPr>
+      <w:bookmarkStart w:id="73" w:name="_GoBack"/>
+      <w:bookmarkEnd w:id="73"/>
     </w:p>
     <w:p>
       <w:pPr>
@@ -19951,37 +20006,6 @@
           <w:szCs w:val="22"/>
         </w:rPr>
         <w:t xml:space="preserve">Técnicas de patronaje. Tomo II – Hombre. </w:t>
-      </w:r>
-      <w:r>
-        <w:rPr>
-          <w:rFonts w:ascii="Calibri" w:hAnsi="Calibri" w:cs="Calibri"/>
-          <w:color w:val="auto"/>
-          <w:sz w:val="22"/>
-          <w:szCs w:val="22"/>
-        </w:rPr>
-        <w:t xml:space="preserve">Recuperado de </w:t>
-      </w:r>
-      <w:hyperlink r:id="rId72" w:history="1">
-        <w:r>
-          <w:rPr>
-            <w:rStyle w:val="Hipervnculo"/>
-            <w:rFonts w:ascii="Calibri" w:hAnsi="Calibri" w:cs="Calibri"/>
-            <w:iCs/>
-            <w:sz w:val="22"/>
-            <w:szCs w:val="22"/>
-          </w:rPr>
-          <w:t>https://ebookcentral-proquest-com.bdigital.sena.edu.co/lib/senavirtualsp/detail.action?docID=4184904</w:t>
-        </w:r>
-      </w:hyperlink>
-      <w:r>
-        <w:rPr>
-          <w:rFonts w:ascii="Calibri" w:hAnsi="Calibri" w:cs="Calibri"/>
-          <w:iCs/>
-          <w:color w:val="1E00FC"/>
-          <w:sz w:val="22"/>
-          <w:szCs w:val="22"/>
-        </w:rPr>
-        <w:t xml:space="preserve"> </w:t>
       </w:r>
     </w:p>
     <w:p>
@@ -20839,7 +20863,6 @@
                 <w:bCs/>
                 <w:lang w:eastAsia="es-CO"/>
               </w:rPr>
-              <w:lastRenderedPageBreak/>
               <w:t>Autor (es) </w:t>
             </w:r>
           </w:p>
@@ -20990,6 +21013,7 @@
                 <w:bCs/>
                 <w:lang w:eastAsia="es-CO"/>
               </w:rPr>
+              <w:lastRenderedPageBreak/>
               <w:t> </w:t>
             </w:r>
           </w:p>
@@ -21024,6 +21048,7 @@
                 <w:bCs/>
                 <w:lang w:eastAsia="es-CO"/>
               </w:rPr>
+              <w:lastRenderedPageBreak/>
               <w:t>Julio</w:t>
             </w:r>
             <w:r>
@@ -21074,8 +21099,8 @@
     </w:tbl>
     <w:p/>
     <w:sectPr>
-      <w:headerReference w:type="default" r:id="rId73"/>
-      <w:footerReference w:type="default" r:id="rId74"/>
+      <w:headerReference w:type="default" r:id="rId72"/>
+      <w:footerReference w:type="default" r:id="rId73"/>
       <w:pgSz w:w="12240" w:h="15840"/>
       <w:pgMar w:top="1701" w:right="1134" w:bottom="1134" w:left="1134" w:header="720" w:footer="0" w:gutter="0"/>
       <w:pgNumType w:start="1"/>
@@ -21747,7 +21772,109 @@
       </w:r>
     </w:p>
   </w:comment>
-  <w:comment w:id="27" w:author="LauraPGM" w:date="2025-07-23T11:06:00Z" w:initials="L">
+  <w:comment w:id="27" w:author="LauraPGM" w:date="2025-07-23T11:08:00Z" w:initials="L">
+    <w:p>
+      <w:pPr>
+        <w:pStyle w:val="Textocomentario"/>
+      </w:pPr>
+      <w:r>
+        <w:rPr>
+          <w:rStyle w:val="Refdecomentario"/>
+        </w:rPr>
+        <w:annotationRef/>
+      </w:r>
+      <w:r>
+        <w:t>Texto alternativo: Esquema inicial del patrón de manga con guía para curva delantera y espalda.</w:t>
+      </w:r>
+    </w:p>
+  </w:comment>
+  <w:comment w:id="28" w:author="LauraPGM" w:date="2025-07-23T11:14:00Z" w:initials="L">
+    <w:p>
+      <w:pPr>
+        <w:pStyle w:val="Textocomentario"/>
+      </w:pPr>
+      <w:r>
+        <w:rPr>
+          <w:rStyle w:val="Refdecomentario"/>
+        </w:rPr>
+        <w:annotationRef/>
+      </w:r>
+      <w:r>
+        <w:t>Texto alternativo: Diagrama con líneas diagonales que representan las medidas de sisa delantera y espalda ajustadas.</w:t>
+      </w:r>
+    </w:p>
+  </w:comment>
+  <w:comment w:id="29" w:author="LauraPGM" w:date="2025-07-23T11:20:00Z" w:initials="L">
+    <w:p>
+      <w:pPr>
+        <w:pStyle w:val="Textocomentario"/>
+      </w:pPr>
+      <w:r>
+        <w:rPr>
+          <w:rStyle w:val="Refdecomentario"/>
+        </w:rPr>
+        <w:annotationRef/>
+      </w:r>
+      <w:r>
+        <w:t>Texto alternativo: Curvas formadas sobre la diagonal de la sisa delantera y espalda para moldear la copa de la manga.</w:t>
+      </w:r>
+    </w:p>
+  </w:comment>
+  <w:comment w:id="30" w:author="LauraPGM" w:date="2025-07-23T11:25:00Z" w:initials="L">
+    <w:p>
+      <w:pPr>
+        <w:pStyle w:val="Textocomentario"/>
+      </w:pPr>
+      <w:r>
+        <w:rPr>
+          <w:rStyle w:val="Refdecomentario"/>
+        </w:rPr>
+        <w:annotationRef/>
+      </w:r>
+      <w:r>
+        <w:rPr>
+          <w:rStyle w:val="Refdecomentario"/>
+        </w:rPr>
+        <w:t xml:space="preserve">Texto alternativo: </w:t>
+      </w:r>
+      <w:r>
+        <w:t>Contorno suavizado de la copa de la manga con puntos de referencia para su trazado.</w:t>
+      </w:r>
+    </w:p>
+  </w:comment>
+  <w:comment w:id="31" w:author="LauraPGM" w:date="2025-07-23T11:32:00Z" w:initials="L">
+    <w:p>
+      <w:pPr>
+        <w:pStyle w:val="Textocomentario"/>
+      </w:pPr>
+      <w:r>
+        <w:rPr>
+          <w:rStyle w:val="Refdecomentario"/>
+        </w:rPr>
+        <w:annotationRef/>
+      </w:r>
+      <w:r>
+        <w:t>Texto alternativo: Dibujo técnico del patrón de manga con curva superior, línea de codo y medida del puño.</w:t>
+      </w:r>
+    </w:p>
+  </w:comment>
+  <w:comment w:id="32" w:author="LauraPGM" w:date="2025-07-23T11:37:00Z" w:initials="L">
+    <w:p>
+      <w:pPr>
+        <w:pStyle w:val="Textocomentario"/>
+      </w:pPr>
+      <w:r>
+        <w:rPr>
+          <w:rStyle w:val="Refdecomentario"/>
+        </w:rPr>
+        <w:annotationRef/>
+      </w:r>
+      <w:r>
+        <w:t>Texto alternativo: Diagrama de la manga con indicaciones para marcar el puño, el cruce y la portañuela.</w:t>
+      </w:r>
+    </w:p>
+  </w:comment>
+  <w:comment w:id="33" w:author="LauraPGM" w:date="2025-07-23T11:43:00Z" w:initials="L">
     <w:p>
       <w:pPr>
         <w:pStyle w:val="Ttulo2"/>
@@ -21773,7 +21900,7 @@
           <w:rFonts w:ascii="Roboto" w:hAnsi="Roboto"/>
           <w:color w:val="12263F"/>
         </w:rPr>
-        <w:t xml:space="preserve">Tarjetas – avatar tipo 2. </w:t>
+        <w:t xml:space="preserve"> Pestañas verticales.</w:t>
       </w:r>
     </w:p>
     <w:p>
@@ -21782,7 +21909,7 @@
       </w:pPr>
     </w:p>
   </w:comment>
-  <w:comment w:id="28" w:author="LauraPGM" w:date="2025-07-23T11:08:00Z" w:initials="L">
+  <w:comment w:id="34" w:author="LauraPGM" w:date="2025-07-23T11:47:00Z" w:initials="L">
     <w:p>
       <w:pPr>
         <w:pStyle w:val="Textocomentario"/>
@@ -21794,11 +21921,11 @@
         <w:annotationRef/>
       </w:r>
       <w:r>
-        <w:t>Texto alternativo: Esquema inicial del patrón de manga con guía para curva delantera y espalda.</w:t>
+        <w:t>Texto alternativo: Ilustración del patrón de la manga, puño y portañuela para camisa talla M/36, con medidas y cantidad de cortes especificados.</w:t>
       </w:r>
     </w:p>
   </w:comment>
-  <w:comment w:id="29" w:author="LauraPGM" w:date="2025-07-23T11:14:00Z" w:initials="L">
+  <w:comment w:id="35" w:author="LauraPGM" w:date="2025-07-23T11:53:00Z" w:initials="L">
     <w:p>
       <w:pPr>
         <w:pStyle w:val="Textocomentario"/>
@@ -21810,11 +21937,36 @@
         <w:annotationRef/>
       </w:r>
       <w:r>
-        <w:t>Texto alternativo: Diagrama con líneas diagonales que representan las medidas de sisa delantera y espalda ajustadas.</w:t>
+        <w:t>Texto alternativo: Diagrama técnico del trazado del cuello camisero con pie de cuello, mostrando medidas, puntos guía y líneas de escuadra.</w:t>
       </w:r>
     </w:p>
   </w:comment>
-  <w:comment w:id="30" w:author="LauraPGM" w:date="2025-07-23T11:20:00Z" w:initials="L">
+  <w:comment w:id="36" w:author="LauraPGM" w:date="2025-07-23T12:01:00Z" w:initials="L">
+    <w:p>
+      <w:pPr>
+        <w:pStyle w:val="NormalWeb"/>
+        <w:rPr>
+          <w:lang w:eastAsia="es-CO"/>
+        </w:rPr>
+      </w:pPr>
+      <w:r>
+        <w:rPr>
+          <w:rStyle w:val="Refdecomentario"/>
+        </w:rPr>
+        <w:annotationRef/>
+      </w:r>
+      <w:r>
+        <w:t xml:space="preserve">Texto alternativo: </w:t>
+      </w:r>
+      <w:r>
+        <w:rPr>
+          <w:lang w:eastAsia="es-CO"/>
+        </w:rPr>
+        <w:t>Despiece del cuello y pie de cuello para camisa talla M/36, con líneas de corte, doblez y piquetes señalados.</w:t>
+      </w:r>
+    </w:p>
+  </w:comment>
+  <w:comment w:id="37" w:author="LauraPGM" w:date="2025-07-23T13:23:00Z" w:initials="L">
     <w:p>
       <w:pPr>
         <w:pStyle w:val="Textocomentario"/>
@@ -21826,15 +21978,57 @@
         <w:annotationRef/>
       </w:r>
       <w:r>
-        <w:t>Texto alternativo: Curvas formadas sobre la diagonal de la sisa delantera y espalda para moldear la copa de la manga.</w:t>
+        <w:t>Texto alternativo: Vista técnica y en 3D de un pantalón formal gris para hombre desde diferentes ángulos.</w:t>
       </w:r>
     </w:p>
   </w:comment>
-  <w:comment w:id="31" w:author="LauraPGM" w:date="2025-07-23T11:25:00Z" w:initials="L">
+  <w:comment w:id="38" w:author="LauraPGM" w:date="2025-07-23T17:11:00Z" w:initials="L">
+    <w:p>
+      <w:pPr>
+        <w:pStyle w:val="Ttulo4"/>
+        <w:shd w:val="clear" w:color="auto" w:fill="FFFFFF"/>
+        <w:spacing w:before="0" w:after="180"/>
+        <w:textAlignment w:val="baseline"/>
+        <w:rPr>
+          <w:rFonts w:ascii="Roboto" w:hAnsi="Roboto"/>
+          <w:color w:val="12263F"/>
+          <w:sz w:val="27"/>
+          <w:szCs w:val="27"/>
+        </w:rPr>
+      </w:pPr>
+      <w:r>
+        <w:rPr>
+          <w:rStyle w:val="Refdecomentario"/>
+        </w:rPr>
+        <w:annotationRef/>
+      </w:r>
+      <w:r>
+        <w:t xml:space="preserve">Se sugiere realizar la información en </w:t>
+      </w:r>
+      <w:r>
+        <w:rPr>
+          <w:rFonts w:ascii="Roboto" w:hAnsi="Roboto"/>
+          <w:color w:val="12263F"/>
+          <w:sz w:val="27"/>
+          <w:szCs w:val="27"/>
+        </w:rPr>
+        <w:t>Listado ordenado cuadro color.</w:t>
+      </w:r>
+    </w:p>
     <w:p>
       <w:pPr>
         <w:pStyle w:val="Textocomentario"/>
       </w:pPr>
+    </w:p>
+  </w:comment>
+  <w:comment w:id="39" w:author="LauraPGM" w:date="2025-07-23T13:20:00Z" w:initials="L">
+    <w:p>
+      <w:pPr>
+        <w:pStyle w:val="NormalWeb"/>
+        <w:rPr>
+          <w:lang w:eastAsia="es-CO"/>
+        </w:rPr>
+      </w:pPr>
       <w:r>
         <w:rPr>
           <w:rStyle w:val="Refdecomentario"/>
@@ -21842,17 +22036,62 @@
         <w:annotationRef/>
       </w:r>
       <w:r>
+        <w:t xml:space="preserve">Texto alternativo: </w:t>
+      </w:r>
+      <w:r>
+        <w:rPr>
+          <w:lang w:eastAsia="es-CO"/>
+        </w:rPr>
+        <w:t>Tabla con medidas base para trazar pantalón masculino T M</w:t>
+      </w:r>
+      <w:r>
+        <w:rPr>
+          <w:lang w:eastAsia="es-CO"/>
+        </w:rPr>
+        <w:t xml:space="preserve"> </w:t>
+      </w:r>
+      <w:r>
+        <w:rPr>
+          <w:lang w:eastAsia="es-CO"/>
+        </w:rPr>
+        <w:t>/</w:t>
+      </w:r>
+      <w:r>
+        <w:rPr>
+          <w:lang w:eastAsia="es-CO"/>
+        </w:rPr>
+        <w:t xml:space="preserve"> </w:t>
+      </w:r>
+      <w:r>
+        <w:rPr>
+          <w:lang w:eastAsia="es-CO"/>
+        </w:rPr>
+        <w:t>38: cintura, cadera, largo, tiro y bota.</w:t>
+      </w:r>
+    </w:p>
+    <w:p>
+      <w:pPr>
+        <w:pStyle w:val="Textocomentario"/>
+      </w:pPr>
+    </w:p>
+  </w:comment>
+  <w:comment w:id="40" w:author="LauraPGM" w:date="2025-07-23T17:12:00Z" w:initials="L">
+    <w:p>
+      <w:pPr>
+        <w:pStyle w:val="Textocomentario"/>
+      </w:pPr>
+      <w:r>
         <w:rPr>
           <w:rStyle w:val="Refdecomentario"/>
         </w:rPr>
-        <w:t xml:space="preserve">Texto alternativo: </w:t>
-      </w:r>
-      <w:r>
-        <w:t>Contorno suavizado de la copa de la manga con puntos de referencia para su trazado.</w:t>
+        <w:annotationRef/>
+      </w:r>
+      <w:r>
+        <w:t xml:space="preserve">Se sugiere realizar la información en </w:t>
       </w:r>
     </w:p>
   </w:comment>
-  <w:comment w:id="32" w:author="LauraPGM" w:date="2025-07-23T11:32:00Z" w:initials="L">
+  <w:comment w:id="41" w:author="LauraPGM" w:date="2025-07-23T13:31:00Z" w:initials="L">
     <w:p>
       <w:pPr>
         <w:pStyle w:val="Textocomentario"/>
@@ -21864,11 +22103,11 @@
         <w:annotationRef/>
       </w:r>
       <w:r>
-        <w:t>Texto alternativo: Dibujo técnico del patrón de manga con curva superior, línea de codo y medida del puño.</w:t>
+        <w:t>Texto alternativo: Rectángulo de 24 cm de ancho por 26 cm de alto, base para el trazo del pantalón.</w:t>
       </w:r>
     </w:p>
   </w:comment>
-  <w:comment w:id="33" w:author="LauraPGM" w:date="2025-07-23T11:37:00Z" w:initials="L">
+  <w:comment w:id="42" w:author="LauraPGM" w:date="2025-07-23T13:36:00Z" w:initials="L">
     <w:p>
       <w:pPr>
         <w:pStyle w:val="Textocomentario"/>
@@ -21880,11 +22119,91 @@
         <w:annotationRef/>
       </w:r>
       <w:r>
-        <w:t>Texto alternativo: Diagrama de la manga con indicaciones para marcar el puño, el cruce y la portañuela.</w:t>
+        <w:t>Texto alternativo: Rectángulo con líneas guía para cintura, cadera y tiro, con altura de cadera.</w:t>
       </w:r>
     </w:p>
   </w:comment>
-  <w:comment w:id="34" w:author="LauraPGM" w:date="2025-07-23T11:43:00Z" w:initials="L">
+  <w:comment w:id="43" w:author="LauraPGM" w:date="2025-07-23T13:39:00Z" w:initials="L">
+    <w:p>
+      <w:pPr>
+        <w:pStyle w:val="Textocomentario"/>
+      </w:pPr>
+      <w:r>
+        <w:rPr>
+          <w:rStyle w:val="Refdecomentario"/>
+        </w:rPr>
+        <w:annotationRef/>
+      </w:r>
+      <w:r>
+        <w:t>Texto alternativo: Fórmula para el tiro del pantalón.</w:t>
+      </w:r>
+    </w:p>
+  </w:comment>
+  <w:comment w:id="44" w:author="LauraPGM" w:date="2025-07-23T13:44:00Z" w:initials="L">
+    <w:p>
+      <w:pPr>
+        <w:pStyle w:val="Textocomentario"/>
+      </w:pPr>
+      <w:r>
+        <w:rPr>
+          <w:rStyle w:val="Refdecomentario"/>
+        </w:rPr>
+        <w:annotationRef/>
+      </w:r>
+      <w:r>
+        <w:t>Texto alternativo: Guía en ángulo de 45° y 2.5 cm para trazar la curva del tiro del pantalón delantero.</w:t>
+      </w:r>
+    </w:p>
+  </w:comment>
+  <w:comment w:id="45" w:author="LauraPGM" w:date="2025-07-23T13:49:00Z" w:initials="L">
+    <w:p>
+      <w:pPr>
+        <w:pStyle w:val="Textocomentario"/>
+      </w:pPr>
+      <w:r>
+        <w:rPr>
+          <w:rStyle w:val="Refdecomentario"/>
+        </w:rPr>
+        <w:annotationRef/>
+      </w:r>
+      <w:r>
+        <w:t>Texto alternativo: Dibujo técnico que ilustra el trazado de la curva de cintura y costado del pantalón delantero.</w:t>
+      </w:r>
+    </w:p>
+  </w:comment>
+  <w:comment w:id="46" w:author="LauraPGM" w:date="2025-07-23T13:57:00Z" w:initials="L">
+    <w:p>
+      <w:pPr>
+        <w:pStyle w:val="Textocomentario"/>
+      </w:pPr>
+      <w:r>
+        <w:rPr>
+          <w:rStyle w:val="Refdecomentario"/>
+        </w:rPr>
+        <w:annotationRef/>
+      </w:r>
+      <w:r>
+        <w:t>Texto alternativo: Diagrama con líneas guía del pantalón masculino delantero, mostrando altura de tiro, rodilla y bota con medidas de 12 cm a cada lado y 5 cm de subida en la rodilla.</w:t>
+      </w:r>
+    </w:p>
+  </w:comment>
+  <w:comment w:id="47" w:author="LauraPGM" w:date="2025-07-23T14:01:00Z" w:initials="L">
+    <w:p>
+      <w:pPr>
+        <w:pStyle w:val="Textocomentario"/>
+      </w:pPr>
+      <w:r>
+        <w:rPr>
+          <w:rStyle w:val="Refdecomentario"/>
+        </w:rPr>
+        <w:annotationRef/>
+      </w:r>
+      <w:r>
+        <w:t>Texto alternativo: Molde del delantero del pantalón masculino.</w:t>
+      </w:r>
+    </w:p>
+  </w:comment>
+  <w:comment w:id="48" w:author="LauraPGM" w:date="2025-07-23T17:14:00Z" w:initials="L">
     <w:p>
       <w:pPr>
         <w:pStyle w:val="Ttulo2"/>
@@ -21919,7 +22238,7 @@
       </w:pPr>
     </w:p>
   </w:comment>
-  <w:comment w:id="35" w:author="LauraPGM" w:date="2025-07-23T11:47:00Z" w:initials="L">
+  <w:comment w:id="49" w:author="LauraPGM" w:date="2025-07-23T14:19:00Z" w:initials="L">
     <w:p>
       <w:pPr>
         <w:pStyle w:val="Textocomentario"/>
@@ -21931,11 +22250,11 @@
         <w:annotationRef/>
       </w:r>
       <w:r>
-        <w:t>Texto alternativo: Ilustración del patrón de la manga, puño y portañuela para camisa talla M/36, con medidas y cantidad de cortes especificados.</w:t>
+        <w:t>Texto alternativo: Ilustración del ensanche de 1 a 2 cm en bota y rodilla para el patrón posterior del pantalón.</w:t>
       </w:r>
     </w:p>
   </w:comment>
-  <w:comment w:id="36" w:author="LauraPGM" w:date="2025-07-23T11:53:00Z" w:initials="L">
+  <w:comment w:id="50" w:author="LauraPGM" w:date="2025-07-23T14:25:00Z" w:initials="L">
     <w:p>
       <w:pPr>
         <w:pStyle w:val="Textocomentario"/>
@@ -21947,17 +22266,14 @@
         <w:annotationRef/>
       </w:r>
       <w:r>
-        <w:t>Texto alternativo: Diagrama técnico del trazado del cuello camisero con pie de cuello, mostrando medidas, puntos guía y líneas de escuadra.</w:t>
+        <w:t>Texto alternativo: Diagrama que ilustra el ajuste del trazo posterior del pantalón.</w:t>
       </w:r>
     </w:p>
   </w:comment>
-  <w:comment w:id="37" w:author="LauraPGM" w:date="2025-07-23T12:01:00Z" w:initials="L">
-    <w:p>
-      <w:pPr>
-        <w:pStyle w:val="NormalWeb"/>
-        <w:rPr>
-          <w:lang w:eastAsia="es-CO"/>
-        </w:rPr>
+  <w:comment w:id="51" w:author="LauraPGM" w:date="2025-07-23T14:29:00Z" w:initials="L">
+    <w:p>
+      <w:pPr>
+        <w:pStyle w:val="Textocomentario"/>
       </w:pPr>
       <w:r>
         <w:rPr>
@@ -21966,17 +22282,11 @@
         <w:annotationRef/>
       </w:r>
       <w:r>
-        <w:t xml:space="preserve">Texto alternativo: </w:t>
-      </w:r>
-      <w:r>
-        <w:rPr>
-          <w:lang w:eastAsia="es-CO"/>
-        </w:rPr>
-        <w:t>Despiece del cuello y pie de cuello para camisa talla M/36, con líneas de corte, doblez y piquetes señalados.</w:t>
+        <w:t>Texto alternativo: Figura del trazo posterior del pantalón con ajustes en la curva de tiro, línea de cintura y costado, y aumento.</w:t>
       </w:r>
     </w:p>
   </w:comment>
-  <w:comment w:id="38" w:author="LauraPGM" w:date="2025-07-23T13:23:00Z" w:initials="L">
+  <w:comment w:id="52" w:author="LauraPGM" w:date="2025-07-23T14:38:00Z" w:initials="L">
     <w:p>
       <w:pPr>
         <w:pStyle w:val="Textocomentario"/>
@@ -21988,11 +22298,202 @@
         <w:annotationRef/>
       </w:r>
       <w:r>
-        <w:t>Texto alternativo: Vista técnica y en 3D de un pantalón formal gris para hombre desde diferentes ángulos.</w:t>
+        <w:t>Texto alternativo: La curva del tiro posterior se traza tangente a la línea de tiro y roza ligeramente la curva del tiro delantero.</w:t>
       </w:r>
     </w:p>
   </w:comment>
-  <w:comment w:id="39" w:author="LauraPGM" w:date="2025-07-23T17:11:00Z" w:initials="L">
+  <w:comment w:id="53" w:author="LauraPGM" w:date="2025-07-23T14:39:00Z" w:initials="L">
+    <w:p>
+      <w:pPr>
+        <w:pStyle w:val="Textocomentario"/>
+      </w:pPr>
+      <w:r>
+        <w:rPr>
+          <w:rStyle w:val="Refdecomentario"/>
+        </w:rPr>
+        <w:annotationRef/>
+      </w:r>
+      <w:r>
+        <w:t>Texto alternativo: Esquema técnico con líneas de trazado donde se marcan dos medidas horizontales de 1 cm y una vertical de 12 cm para ubicar puntos de referencia en el patrón.</w:t>
+      </w:r>
+    </w:p>
+  </w:comment>
+  <w:comment w:id="54" w:author="LauraPGM" w:date="2025-07-23T14:39:00Z" w:initials="L">
+    <w:p>
+      <w:pPr>
+        <w:pStyle w:val="Textocomentario"/>
+      </w:pPr>
+      <w:r>
+        <w:rPr>
+          <w:rStyle w:val="Refdecomentario"/>
+        </w:rPr>
+        <w:annotationRef/>
+      </w:r>
+      <w:r>
+        <w:t>Texto alternativo: Pinza de 2 cm de ancho y 12 cm de largo centrada en la línea de cintura del posterior.</w:t>
+      </w:r>
+    </w:p>
+  </w:comment>
+  <w:comment w:id="55" w:author="LauraPGM" w:date="2025-07-23T15:05:00Z" w:initials="L">
+    <w:p>
+      <w:pPr>
+        <w:pStyle w:val="Textocomentario"/>
+      </w:pPr>
+      <w:r>
+        <w:rPr>
+          <w:rStyle w:val="Refdecomentario"/>
+        </w:rPr>
+        <w:annotationRef/>
+      </w:r>
+      <w:r>
+        <w:t>Texto alternativo: Chaqueta básica masculina con cierre frontal, cuello camisero y bolsillos superiores, vista de frente, espalda y perspectiva.</w:t>
+      </w:r>
+    </w:p>
+  </w:comment>
+  <w:comment w:id="56" w:author="LauraPGM" w:date="2025-07-23T17:16:00Z" w:initials="L">
+    <w:p>
+      <w:pPr>
+        <w:pStyle w:val="Ttulo1"/>
+        <w:shd w:val="clear" w:color="auto" w:fill="FFFFFF"/>
+        <w:spacing w:before="0" w:after="0"/>
+        <w:textAlignment w:val="baseline"/>
+        <w:rPr>
+          <w:rFonts w:ascii="Roboto" w:hAnsi="Roboto"/>
+          <w:color w:val="12263F"/>
+        </w:rPr>
+      </w:pPr>
+      <w:r>
+        <w:rPr>
+          <w:rStyle w:val="Refdecomentario"/>
+        </w:rPr>
+        <w:annotationRef/>
+      </w:r>
+      <w:r>
+        <w:t xml:space="preserve">Se sugiere realizar la información en </w:t>
+      </w:r>
+      <w:r>
+        <w:rPr>
+          <w:rFonts w:ascii="Roboto" w:hAnsi="Roboto"/>
+          <w:color w:val="12263F"/>
+        </w:rPr>
+        <w:t xml:space="preserve">Carrusel de tarjetas tipo 1. </w:t>
+      </w:r>
+    </w:p>
+    <w:p>
+      <w:pPr>
+        <w:pStyle w:val="Textocomentario"/>
+      </w:pPr>
+    </w:p>
+  </w:comment>
+  <w:comment w:id="57" w:author="LauraPGM" w:date="2025-07-23T15:43:00Z" w:initials="L">
+    <w:p>
+      <w:pPr>
+        <w:pStyle w:val="Textocomentario"/>
+      </w:pPr>
+      <w:r>
+        <w:rPr>
+          <w:rStyle w:val="Refdecomentario"/>
+        </w:rPr>
+        <w:annotationRef/>
+      </w:r>
+      <w:r>
+        <w:t>Texto alternativo: Delantero y espalda del básico superior masculino alineados por la sisa, con 5 cm de separación entre ambos.</w:t>
+      </w:r>
+    </w:p>
+  </w:comment>
+  <w:comment w:id="58" w:author="LauraPGM" w:date="2025-07-23T15:47:00Z" w:initials="L">
+    <w:p>
+      <w:pPr>
+        <w:pStyle w:val="Textocomentario"/>
+      </w:pPr>
+      <w:r>
+        <w:rPr>
+          <w:rStyle w:val="Refdecomentario"/>
+        </w:rPr>
+        <w:annotationRef/>
+      </w:r>
+      <w:r>
+        <w:t>Texto alternativo: Distribución del delantero y la espalda sobre el largo total de la chaqueta, con línea de costado centrada y medida de 30 a 35 cm desde la sisa al ruedo.</w:t>
+      </w:r>
+    </w:p>
+  </w:comment>
+  <w:comment w:id="59" w:author="LauraPGM" w:date="2025-07-23T15:52:00Z" w:initials="L">
+    <w:p>
+      <w:pPr>
+        <w:pStyle w:val="Textocomentario"/>
+      </w:pPr>
+      <w:r>
+        <w:rPr>
+          <w:rStyle w:val="Refdecomentario"/>
+        </w:rPr>
+        <w:annotationRef/>
+      </w:r>
+      <w:r>
+        <w:t>Texto alternativo: Ajustes en el escote y ampliación de hombros en el patrón delantero y espalda.</w:t>
+      </w:r>
+    </w:p>
+  </w:comment>
+  <w:comment w:id="60" w:author="LauraPGM" w:date="2025-07-23T15:56:00Z" w:initials="L">
+    <w:p>
+      <w:pPr>
+        <w:pStyle w:val="Textocomentario"/>
+      </w:pPr>
+      <w:r>
+        <w:rPr>
+          <w:rStyle w:val="Refdecomentario"/>
+        </w:rPr>
+        <w:annotationRef/>
+      </w:r>
+      <w:r>
+        <w:t>Texto alternativo: Reducción de 2 cm en el escote del patrón delantero.</w:t>
+      </w:r>
+    </w:p>
+  </w:comment>
+  <w:comment w:id="61" w:author="LauraPGM" w:date="2025-07-23T16:15:00Z" w:initials="L">
+    <w:p>
+      <w:pPr>
+        <w:pStyle w:val="Textocomentario"/>
+      </w:pPr>
+      <w:r>
+        <w:rPr>
+          <w:rStyle w:val="Refdecomentario"/>
+        </w:rPr>
+        <w:annotationRef/>
+      </w:r>
+      <w:r>
+        <w:t>Texto alternativo: Patrones del delantero y espalda de chaqueta básica con márgenes de costura y dobladillo señalados.</w:t>
+      </w:r>
+    </w:p>
+  </w:comment>
+  <w:comment w:id="62" w:author="LauraPGM" w:date="2025-07-23T17:16:00Z" w:initials="L">
+    <w:p>
+      <w:pPr>
+        <w:pStyle w:val="Ttulo1"/>
+        <w:shd w:val="clear" w:color="auto" w:fill="FFFFFF"/>
+        <w:spacing w:before="0" w:after="0"/>
+        <w:textAlignment w:val="baseline"/>
+        <w:rPr>
+          <w:rFonts w:ascii="Roboto" w:hAnsi="Roboto"/>
+          <w:color w:val="12263F"/>
+        </w:rPr>
+      </w:pPr>
+      <w:r>
+        <w:rPr>
+          <w:rStyle w:val="Refdecomentario"/>
+        </w:rPr>
+        <w:annotationRef/>
+      </w:r>
+      <w:r>
+        <w:t xml:space="preserve">Se sugiere realizar la información en </w:t>
+      </w:r>
+      <w:r>
+        <w:rPr>
+          <w:rFonts w:ascii="Roboto" w:hAnsi="Roboto"/>
+          <w:color w:val="12263F"/>
+        </w:rPr>
+        <w:t>Rutas - Pasos</w:t>
+      </w:r>
+    </w:p>
     <w:p>
       <w:pPr>
         <w:pStyle w:val="Ttulo4"/>
@@ -22006,6 +22507,21 @@
           <w:szCs w:val="27"/>
         </w:rPr>
       </w:pPr>
+    </w:p>
+    <w:p>
+      <w:pPr>
+        <w:pStyle w:val="Textocomentario"/>
+      </w:pPr>
+      <w:r>
+        <w:t xml:space="preserve"> </w:t>
+      </w:r>
+    </w:p>
+  </w:comment>
+  <w:comment w:id="63" w:author="LauraPGM" w:date="2025-07-23T16:22:00Z" w:initials="L">
+    <w:p>
+      <w:pPr>
+        <w:pStyle w:val="Textocomentario"/>
+      </w:pPr>
       <w:r>
         <w:rPr>
           <w:rStyle w:val="Refdecomentario"/>
@@ -22013,557 +22529,11 @@
         <w:annotationRef/>
       </w:r>
       <w:r>
-        <w:t xml:space="preserve">Se sugiere realizar la información en </w:t>
-      </w:r>
-      <w:r>
-        <w:rPr>
-          <w:rFonts w:ascii="Roboto" w:hAnsi="Roboto"/>
-          <w:color w:val="12263F"/>
-          <w:sz w:val="27"/>
-          <w:szCs w:val="27"/>
-        </w:rPr>
-        <w:t>Listado ordenado cuadro color.</w:t>
-      </w:r>
-    </w:p>
-    <w:p>
-      <w:pPr>
-        <w:pStyle w:val="Textocomentario"/>
-      </w:pPr>
+        <w:t>Texto alternativo: Diagrama con línea vertical de 60 cm y línea horizontal a 15 cm desde el vértice superior, indicando curvas para sisa delantera y sisa espalda.</w:t>
+      </w:r>
     </w:p>
   </w:comment>
-  <w:comment w:id="40" w:author="LauraPGM" w:date="2025-07-23T13:20:00Z" w:initials="L">
-    <w:p>
-      <w:pPr>
-        <w:pStyle w:val="NormalWeb"/>
-        <w:rPr>
-          <w:lang w:eastAsia="es-CO"/>
-        </w:rPr>
-      </w:pPr>
-      <w:r>
-        <w:rPr>
-          <w:rStyle w:val="Refdecomentario"/>
-        </w:rPr>
-        <w:annotationRef/>
-      </w:r>
-      <w:r>
-        <w:t xml:space="preserve">Texto alternativo: </w:t>
-      </w:r>
-      <w:r>
-        <w:rPr>
-          <w:lang w:eastAsia="es-CO"/>
-        </w:rPr>
-        <w:t>Tabla con medidas base para trazar pantalón masculino T M</w:t>
-      </w:r>
-      <w:r>
-        <w:rPr>
-          <w:lang w:eastAsia="es-CO"/>
-        </w:rPr>
-        <w:t xml:space="preserve"> </w:t>
-      </w:r>
-      <w:r>
-        <w:rPr>
-          <w:lang w:eastAsia="es-CO"/>
-        </w:rPr>
-        <w:t>/</w:t>
-      </w:r>
-      <w:r>
-        <w:rPr>
-          <w:lang w:eastAsia="es-CO"/>
-        </w:rPr>
-        <w:t xml:space="preserve"> </w:t>
-      </w:r>
-      <w:r>
-        <w:rPr>
-          <w:lang w:eastAsia="es-CO"/>
-        </w:rPr>
-        <w:t>38: cintura, cadera, largo, tiro y bota.</w:t>
-      </w:r>
-    </w:p>
-    <w:p>
-      <w:pPr>
-        <w:pStyle w:val="Textocomentario"/>
-      </w:pPr>
-    </w:p>
-  </w:comment>
-  <w:comment w:id="41" w:author="LauraPGM" w:date="2025-07-23T17:12:00Z" w:initials="L">
-    <w:p>
-      <w:pPr>
-        <w:pStyle w:val="Textocomentario"/>
-      </w:pPr>
-      <w:r>
-        <w:rPr>
-          <w:rStyle w:val="Refdecomentario"/>
-        </w:rPr>
-        <w:annotationRef/>
-      </w:r>
-      <w:r>
-        <w:t xml:space="preserve">Se sugiere realizar la información en </w:t>
-      </w:r>
-    </w:p>
-  </w:comment>
-  <w:comment w:id="42" w:author="LauraPGM" w:date="2025-07-23T13:31:00Z" w:initials="L">
-    <w:p>
-      <w:pPr>
-        <w:pStyle w:val="Textocomentario"/>
-      </w:pPr>
-      <w:r>
-        <w:rPr>
-          <w:rStyle w:val="Refdecomentario"/>
-        </w:rPr>
-        <w:annotationRef/>
-      </w:r>
-      <w:r>
-        <w:t>Texto alternativo: Rectángulo de 24 cm de ancho por 26 cm de alto, base para el trazo del pantalón.</w:t>
-      </w:r>
-    </w:p>
-  </w:comment>
-  <w:comment w:id="43" w:author="LauraPGM" w:date="2025-07-23T13:36:00Z" w:initials="L">
-    <w:p>
-      <w:pPr>
-        <w:pStyle w:val="Textocomentario"/>
-      </w:pPr>
-      <w:r>
-        <w:rPr>
-          <w:rStyle w:val="Refdecomentario"/>
-        </w:rPr>
-        <w:annotationRef/>
-      </w:r>
-      <w:r>
-        <w:t>Texto alternativo: Rectángulo con líneas guía para cintura, cadera y tiro, con altura de cadera.</w:t>
-      </w:r>
-    </w:p>
-  </w:comment>
-  <w:comment w:id="44" w:author="LauraPGM" w:date="2025-07-23T13:39:00Z" w:initials="L">
-    <w:p>
-      <w:pPr>
-        <w:pStyle w:val="Textocomentario"/>
-      </w:pPr>
-      <w:r>
-        <w:rPr>
-          <w:rStyle w:val="Refdecomentario"/>
-        </w:rPr>
-        <w:annotationRef/>
-      </w:r>
-      <w:r>
-        <w:t>Texto alternativo: Fórmula para el tiro del pantalón.</w:t>
-      </w:r>
-    </w:p>
-  </w:comment>
-  <w:comment w:id="45" w:author="LauraPGM" w:date="2025-07-23T13:44:00Z" w:initials="L">
-    <w:p>
-      <w:pPr>
-        <w:pStyle w:val="Textocomentario"/>
-      </w:pPr>
-      <w:r>
-        <w:rPr>
-          <w:rStyle w:val="Refdecomentario"/>
-        </w:rPr>
-        <w:annotationRef/>
-      </w:r>
-      <w:r>
-        <w:t>Texto alternativo: Guía en ángulo de 45° y 2.5 cm para trazar la curva del tiro del pantalón delantero.</w:t>
-      </w:r>
-    </w:p>
-  </w:comment>
-  <w:comment w:id="46" w:author="LauraPGM" w:date="2025-07-23T13:49:00Z" w:initials="L">
-    <w:p>
-      <w:pPr>
-        <w:pStyle w:val="Textocomentario"/>
-      </w:pPr>
-      <w:r>
-        <w:rPr>
-          <w:rStyle w:val="Refdecomentario"/>
-        </w:rPr>
-        <w:annotationRef/>
-      </w:r>
-      <w:r>
-        <w:t>Texto alterna</w:t>
-      </w:r>
-      <w:r>
-        <w:t>tivo: Dibujo técnico que ilustra</w:t>
-      </w:r>
-      <w:r>
-        <w:t xml:space="preserve"> el trazado de la curva de cintura y costado del pantalón delantero.</w:t>
-      </w:r>
-    </w:p>
-  </w:comment>
-  <w:comment w:id="47" w:author="LauraPGM" w:date="2025-07-23T13:57:00Z" w:initials="L">
-    <w:p>
-      <w:pPr>
-        <w:pStyle w:val="Textocomentario"/>
-      </w:pPr>
-      <w:r>
-        <w:rPr>
-          <w:rStyle w:val="Refdecomentario"/>
-        </w:rPr>
-        <w:annotationRef/>
-      </w:r>
-      <w:r>
-        <w:t>Texto alternativo: Diagrama con líneas guía del pantalón masculino delantero, mostrando altura de tiro, rodilla y bota con medidas de 12 cm a cada lado y 5 cm de subida en la rodilla.</w:t>
-      </w:r>
-    </w:p>
-  </w:comment>
-  <w:comment w:id="48" w:author="LauraPGM" w:date="2025-07-23T14:01:00Z" w:initials="L">
-    <w:p>
-      <w:pPr>
-        <w:pStyle w:val="Textocomentario"/>
-      </w:pPr>
-      <w:r>
-        <w:rPr>
-          <w:rStyle w:val="Refdecomentario"/>
-        </w:rPr>
-        <w:annotationRef/>
-      </w:r>
-      <w:r>
-        <w:t>Texto alternativo: Molde del delantero del pantalón masculino.</w:t>
-      </w:r>
-    </w:p>
-  </w:comment>
-  <w:comment w:id="49" w:author="LauraPGM" w:date="2025-07-23T17:14:00Z" w:initials="L">
-    <w:p>
-      <w:pPr>
-        <w:pStyle w:val="Ttulo2"/>
-        <w:shd w:val="clear" w:color="auto" w:fill="FFFFFF"/>
-        <w:spacing w:before="0" w:after="180"/>
-        <w:textAlignment w:val="baseline"/>
-        <w:rPr>
-          <w:rFonts w:ascii="Roboto" w:hAnsi="Roboto"/>
-          <w:color w:val="12263F"/>
-        </w:rPr>
-      </w:pPr>
-      <w:r>
-        <w:rPr>
-          <w:rStyle w:val="Refdecomentario"/>
-        </w:rPr>
-        <w:annotationRef/>
-      </w:r>
-      <w:r>
-        <w:t xml:space="preserve">Se sugiere realizar la información en </w:t>
-      </w:r>
-      <w:r>
-        <w:rPr>
-          <w:rFonts w:ascii="Roboto" w:hAnsi="Roboto"/>
-          <w:color w:val="12263F"/>
-        </w:rPr>
-        <w:t xml:space="preserve"> Pestañas verticales.</w:t>
-      </w:r>
-    </w:p>
-    <w:p>
-      <w:pPr>
-        <w:pStyle w:val="Textocomentario"/>
-      </w:pPr>
-    </w:p>
-  </w:comment>
-  <w:comment w:id="50" w:author="LauraPGM" w:date="2025-07-23T14:19:00Z" w:initials="L">
-    <w:p>
-      <w:pPr>
-        <w:pStyle w:val="Textocomentario"/>
-      </w:pPr>
-      <w:r>
-        <w:rPr>
-          <w:rStyle w:val="Refdecomentario"/>
-        </w:rPr>
-        <w:annotationRef/>
-      </w:r>
-      <w:r>
-        <w:t>Texto alternativo: Ilustración del ensanche de 1 a 2 cm en bota y rodilla para el patrón posterior del pantalón.</w:t>
-      </w:r>
-    </w:p>
-  </w:comment>
-  <w:comment w:id="51" w:author="LauraPGM" w:date="2025-07-23T14:25:00Z" w:initials="L">
-    <w:p>
-      <w:pPr>
-        <w:pStyle w:val="Textocomentario"/>
-      </w:pPr>
-      <w:r>
-        <w:rPr>
-          <w:rStyle w:val="Refdecomentario"/>
-        </w:rPr>
-        <w:annotationRef/>
-      </w:r>
-      <w:r>
-        <w:t>Texto a</w:t>
-      </w:r>
-      <w:r>
-        <w:t>lternativo: Diagrama que ilustra</w:t>
-      </w:r>
-      <w:r>
-        <w:t xml:space="preserve"> el ajuste del trazo posterior del pantalón.</w:t>
-      </w:r>
-    </w:p>
-  </w:comment>
-  <w:comment w:id="52" w:author="LauraPGM" w:date="2025-07-23T14:29:00Z" w:initials="L">
-    <w:p>
-      <w:pPr>
-        <w:pStyle w:val="Textocomentario"/>
-      </w:pPr>
-      <w:r>
-        <w:rPr>
-          <w:rStyle w:val="Refdecomentario"/>
-        </w:rPr>
-        <w:annotationRef/>
-      </w:r>
-      <w:r>
-        <w:t>Texto alternativo: Figura del trazo posterior del pantalón con ajustes en la curva de tiro, línea de cintura y costado, y aumento.</w:t>
-      </w:r>
-    </w:p>
-  </w:comment>
-  <w:comment w:id="53" w:author="LauraPGM" w:date="2025-07-23T14:38:00Z" w:initials="L">
-    <w:p>
-      <w:pPr>
-        <w:pStyle w:val="Textocomentario"/>
-      </w:pPr>
-      <w:r>
-        <w:rPr>
-          <w:rStyle w:val="Refdecomentario"/>
-        </w:rPr>
-        <w:annotationRef/>
-      </w:r>
-      <w:r>
-        <w:t>Texto alternativo: La curva del tiro posterior se traza tangente a la línea de tiro y roza ligeramente la curva del tiro delantero.</w:t>
-      </w:r>
-    </w:p>
-  </w:comment>
-  <w:comment w:id="54" w:author="LauraPGM" w:date="2025-07-23T14:39:00Z" w:initials="L">
-    <w:p>
-      <w:pPr>
-        <w:pStyle w:val="Textocomentario"/>
-      </w:pPr>
-      <w:r>
-        <w:rPr>
-          <w:rStyle w:val="Refdecomentario"/>
-        </w:rPr>
-        <w:annotationRef/>
-      </w:r>
-      <w:r>
-        <w:t xml:space="preserve">Texto alternativo: </w:t>
-      </w:r>
-      <w:bookmarkStart w:id="55" w:name="_GoBack"/>
-      <w:r>
-        <w:t>Esquema técnico con líneas de trazado donde se marcan dos medidas horizontales de 1 cm y una vertical de 12 cm para ubicar puntos de referencia en el patrón.</w:t>
-      </w:r>
-    </w:p>
-    <w:bookmarkEnd w:id="55"/>
-  </w:comment>
-  <w:comment w:id="56" w:author="LauraPGM" w:date="2025-07-23T14:39:00Z" w:initials="L">
-    <w:p>
-      <w:pPr>
-        <w:pStyle w:val="Textocomentario"/>
-      </w:pPr>
-      <w:r>
-        <w:rPr>
-          <w:rStyle w:val="Refdecomentario"/>
-        </w:rPr>
-        <w:annotationRef/>
-      </w:r>
-      <w:r>
-        <w:t>Texto alternativo: Pinza de 2 cm de ancho y 12 cm de largo centrada en la línea de cintura del posterior.</w:t>
-      </w:r>
-    </w:p>
-  </w:comment>
-  <w:comment w:id="57" w:author="LauraPGM" w:date="2025-07-23T15:05:00Z" w:initials="L">
-    <w:p>
-      <w:pPr>
-        <w:pStyle w:val="Textocomentario"/>
-      </w:pPr>
-      <w:r>
-        <w:rPr>
-          <w:rStyle w:val="Refdecomentario"/>
-        </w:rPr>
-        <w:annotationRef/>
-      </w:r>
-      <w:r>
-        <w:t xml:space="preserve">Texto alternativo: </w:t>
-      </w:r>
-      <w:r>
-        <w:t>Chaqueta básica masculina con cierre frontal, cuello camisero y bolsillos superiores, vista de frente, espalda y perspectiva.</w:t>
-      </w:r>
-    </w:p>
-  </w:comment>
-  <w:comment w:id="58" w:author="LauraPGM" w:date="2025-07-23T17:16:00Z" w:initials="L">
-    <w:p>
-      <w:pPr>
-        <w:pStyle w:val="Ttulo1"/>
-        <w:shd w:val="clear" w:color="auto" w:fill="FFFFFF"/>
-        <w:spacing w:before="0" w:after="0"/>
-        <w:textAlignment w:val="baseline"/>
-        <w:rPr>
-          <w:rFonts w:ascii="Roboto" w:hAnsi="Roboto"/>
-          <w:color w:val="12263F"/>
-        </w:rPr>
-      </w:pPr>
-      <w:r>
-        <w:rPr>
-          <w:rStyle w:val="Refdecomentario"/>
-        </w:rPr>
-        <w:annotationRef/>
-      </w:r>
-      <w:r>
-        <w:t xml:space="preserve">Se sugiere realizar la información en </w:t>
-      </w:r>
-      <w:r>
-        <w:rPr>
-          <w:rFonts w:ascii="Roboto" w:hAnsi="Roboto"/>
-          <w:color w:val="12263F"/>
-        </w:rPr>
-        <w:t xml:space="preserve">Carrusel de tarjetas tipo 1. </w:t>
-      </w:r>
-    </w:p>
-    <w:p>
-      <w:pPr>
-        <w:pStyle w:val="Textocomentario"/>
-      </w:pPr>
-    </w:p>
-  </w:comment>
-  <w:comment w:id="59" w:author="LauraPGM" w:date="2025-07-23T15:43:00Z" w:initials="L">
-    <w:p>
-      <w:pPr>
-        <w:pStyle w:val="Textocomentario"/>
-      </w:pPr>
-      <w:r>
-        <w:rPr>
-          <w:rStyle w:val="Refdecomentario"/>
-        </w:rPr>
-        <w:annotationRef/>
-      </w:r>
-      <w:r>
-        <w:t>Texto alternativo: Delantero y espalda del básico superior masculino alineados por la sisa, con 5 cm de separación entre ambos.</w:t>
-      </w:r>
-    </w:p>
-  </w:comment>
-  <w:comment w:id="60" w:author="LauraPGM" w:date="2025-07-23T15:47:00Z" w:initials="L">
-    <w:p>
-      <w:pPr>
-        <w:pStyle w:val="Textocomentario"/>
-      </w:pPr>
-      <w:r>
-        <w:rPr>
-          <w:rStyle w:val="Refdecomentario"/>
-        </w:rPr>
-        <w:annotationRef/>
-      </w:r>
-      <w:r>
-        <w:t>Texto alternativo: Distribución del delantero y la espalda sobre el largo total de la chaqueta, con línea de costado centrada y medida de 30 a 35 cm desde la sisa al ruedo.</w:t>
-      </w:r>
-    </w:p>
-  </w:comment>
-  <w:comment w:id="61" w:author="LauraPGM" w:date="2025-07-23T15:52:00Z" w:initials="L">
-    <w:p>
-      <w:pPr>
-        <w:pStyle w:val="Textocomentario"/>
-      </w:pPr>
-      <w:r>
-        <w:rPr>
-          <w:rStyle w:val="Refdecomentario"/>
-        </w:rPr>
-        <w:annotationRef/>
-      </w:r>
-      <w:r>
-        <w:t>Texto alternativo: Ajustes en el escote y ampliación de hombros en el patrón delantero y espalda.</w:t>
-      </w:r>
-    </w:p>
-  </w:comment>
-  <w:comment w:id="62" w:author="LauraPGM" w:date="2025-07-23T15:56:00Z" w:initials="L">
-    <w:p>
-      <w:pPr>
-        <w:pStyle w:val="Textocomentario"/>
-      </w:pPr>
-      <w:r>
-        <w:rPr>
-          <w:rStyle w:val="Refdecomentario"/>
-        </w:rPr>
-        <w:annotationRef/>
-      </w:r>
-      <w:r>
-        <w:t>Texto alternativo: Reducción de 2 cm en el escote del patrón delantero.</w:t>
-      </w:r>
-    </w:p>
-  </w:comment>
-  <w:comment w:id="63" w:author="LauraPGM" w:date="2025-07-23T16:15:00Z" w:initials="L">
-    <w:p>
-      <w:pPr>
-        <w:pStyle w:val="Textocomentario"/>
-      </w:pPr>
-      <w:r>
-        <w:rPr>
-          <w:rStyle w:val="Refdecomentario"/>
-        </w:rPr>
-        <w:annotationRef/>
-      </w:r>
-      <w:r>
-        <w:t>Texto alternativo: Patrones del delantero y espalda de chaqueta básica con márgenes de costura y dobladillo señalados.</w:t>
-      </w:r>
-    </w:p>
-  </w:comment>
-  <w:comment w:id="64" w:author="LauraPGM" w:date="2025-07-23T17:16:00Z" w:initials="L">
-    <w:p>
-      <w:pPr>
-        <w:pStyle w:val="Ttulo1"/>
-        <w:shd w:val="clear" w:color="auto" w:fill="FFFFFF"/>
-        <w:spacing w:before="0" w:after="0"/>
-        <w:textAlignment w:val="baseline"/>
-        <w:rPr>
-          <w:rFonts w:ascii="Roboto" w:hAnsi="Roboto"/>
-          <w:color w:val="12263F"/>
-        </w:rPr>
-      </w:pPr>
-      <w:r>
-        <w:rPr>
-          <w:rStyle w:val="Refdecomentario"/>
-        </w:rPr>
-        <w:annotationRef/>
-      </w:r>
-      <w:r>
-        <w:t xml:space="preserve">Se sugiere realizar la información en </w:t>
-      </w:r>
-      <w:r>
-        <w:rPr>
-          <w:rFonts w:ascii="Roboto" w:hAnsi="Roboto"/>
-          <w:color w:val="12263F"/>
-        </w:rPr>
-        <w:t>Rutas - Pasos</w:t>
-      </w:r>
-    </w:p>
-    <w:p>
-      <w:pPr>
-        <w:pStyle w:val="Ttulo4"/>
-        <w:shd w:val="clear" w:color="auto" w:fill="FFFFFF"/>
-        <w:spacing w:before="0" w:after="180"/>
-        <w:textAlignment w:val="baseline"/>
-        <w:rPr>
-          <w:rFonts w:ascii="Roboto" w:hAnsi="Roboto"/>
-          <w:color w:val="12263F"/>
-          <w:sz w:val="27"/>
-          <w:szCs w:val="27"/>
-        </w:rPr>
-      </w:pPr>
-    </w:p>
-    <w:p>
-      <w:pPr>
-        <w:pStyle w:val="Textocomentario"/>
-      </w:pPr>
-      <w:r>
-        <w:t xml:space="preserve"> </w:t>
-      </w:r>
-    </w:p>
-  </w:comment>
-  <w:comment w:id="65" w:author="LauraPGM" w:date="2025-07-23T16:22:00Z" w:initials="L">
-    <w:p>
-      <w:pPr>
-        <w:pStyle w:val="Textocomentario"/>
-      </w:pPr>
-      <w:r>
-        <w:rPr>
-          <w:rStyle w:val="Refdecomentario"/>
-        </w:rPr>
-        <w:annotationRef/>
-      </w:r>
-      <w:r>
-        <w:t>Texto alternativo: Diagrama con línea vertical de 60 cm y línea horizontal a 15 cm desde el vértice superior, indicando curvas para sisa delantera y sisa espalda.</w:t>
-      </w:r>
-    </w:p>
-  </w:comment>
-  <w:comment w:id="66" w:author="LauraPGM" w:date="2025-07-23T16:34:00Z" w:initials="L">
+  <w:comment w:id="64" w:author="LauraPGM" w:date="2025-07-23T16:34:00Z" w:initials="L">
     <w:p>
       <w:pPr>
         <w:pStyle w:val="NormalWeb"/>
@@ -22604,7 +22574,7 @@
       </w:pPr>
     </w:p>
   </w:comment>
-  <w:comment w:id="67" w:author="LauraPGM" w:date="2025-07-23T16:38:00Z" w:initials="L">
+  <w:comment w:id="65" w:author="LauraPGM" w:date="2025-07-23T16:38:00Z" w:initials="L">
     <w:p>
       <w:pPr>
         <w:pStyle w:val="Textocomentario"/>
@@ -22620,7 +22590,7 @@
       </w:r>
     </w:p>
   </w:comment>
-  <w:comment w:id="68" w:author="LauraPGM" w:date="2025-07-23T16:41:00Z" w:initials="L">
+  <w:comment w:id="66" w:author="LauraPGM" w:date="2025-07-23T16:41:00Z" w:initials="L">
     <w:p>
       <w:pPr>
         <w:pStyle w:val="Textocomentario"/>
@@ -22636,7 +22606,7 @@
       </w:r>
     </w:p>
   </w:comment>
-  <w:comment w:id="69" w:author="LauraPGM" w:date="2025-07-23T16:44:00Z" w:initials="L">
+  <w:comment w:id="67" w:author="LauraPGM" w:date="2025-07-23T16:44:00Z" w:initials="L">
     <w:p>
       <w:pPr>
         <w:pStyle w:val="Textocomentario"/>
@@ -22652,7 +22622,7 @@
       </w:r>
     </w:p>
   </w:comment>
-  <w:comment w:id="70" w:author="LauraPGM" w:date="2025-07-23T16:49:00Z" w:initials="L">
+  <w:comment w:id="68" w:author="LauraPGM" w:date="2025-07-23T16:49:00Z" w:initials="L">
     <w:p>
       <w:pPr>
         <w:pStyle w:val="Textocomentario"/>
@@ -22664,17 +22634,11 @@
         <w:annotationRef/>
       </w:r>
       <w:r>
-        <w:t>Texto a</w:t>
-      </w:r>
-      <w:r>
-        <w:t>lternativo: Diagrama que ilustra</w:t>
-      </w:r>
-      <w:r>
-        <w:t xml:space="preserve"> la línea de corte vertical en la parte posterior de la manga, con una abertura de 16 cm iniciando a 8 cm de la curva de sisa espalda.</w:t>
+        <w:t>Texto alternativo: Diagrama que ilustra la línea de corte vertical en la parte posterior de la manga, con una abertura de 16 cm iniciando a 8 cm de la curva de sisa espalda.</w:t>
       </w:r>
     </w:p>
   </w:comment>
-  <w:comment w:id="71" w:author="LauraPGM" w:date="2025-07-23T17:19:00Z" w:initials="L">
+  <w:comment w:id="69" w:author="LauraPGM" w:date="2025-07-23T17:19:00Z" w:initials="L">
     <w:p>
       <w:pPr>
         <w:pStyle w:val="Ttulo3"/>
@@ -22723,7 +22687,7 @@
       </w:pPr>
     </w:p>
   </w:comment>
-  <w:comment w:id="72" w:author="LauraPGM" w:date="2025-07-23T17:20:00Z" w:initials="L">
+  <w:comment w:id="70" w:author="LauraPGM" w:date="2025-07-23T17:20:00Z" w:initials="L">
     <w:p>
       <w:pPr>
         <w:pStyle w:val="Textocomentario"/>
@@ -22747,7 +22711,7 @@
       </w:r>
     </w:p>
   </w:comment>
-  <w:comment w:id="73" w:author="LauraPGM" w:date="2025-07-23T17:21:00Z" w:initials="L">
+  <w:comment w:id="71" w:author="LauraPGM" w:date="2025-07-23T17:21:00Z" w:initials="L">
     <w:p>
       <w:pPr>
         <w:pStyle w:val="Textocomentario"/>
@@ -22763,7 +22727,7 @@
       </w:r>
     </w:p>
   </w:comment>
-  <w:comment w:id="74" w:author="LauraPGM" w:date="2025-07-23T17:38:00Z" w:initials="L">
+  <w:comment w:id="72" w:author="LauraPGM" w:date="2025-07-23T17:38:00Z" w:initials="L">
     <w:p>
       <w:pPr>
         <w:pStyle w:val="Textocomentario"/>
@@ -22811,7 +22775,6 @@
   <w15:commentEx w15:paraId="76CE34B4" w15:done="0"/>
   <w15:commentEx w15:paraId="4E6FD4B6" w15:done="0"/>
   <w15:commentEx w15:paraId="55B17ACD" w15:done="0"/>
-  <w15:commentEx w15:paraId="49090B8B" w15:done="0"/>
   <w15:commentEx w15:paraId="6F46570C" w15:done="0"/>
   <w15:commentEx w15:paraId="3BEC46AB" w15:done="0"/>
   <w15:commentEx w15:paraId="6A0642E1" w15:done="0"/>
@@ -25047,6 +25010,92 @@
     </w:lvl>
   </w:abstractNum>
   <w:abstractNum w:abstractNumId="20" w15:restartNumberingAfterBreak="0">
+    <w:nsid w:val="54F75912"/>
+    <w:multiLevelType w:val="hybridMultilevel"/>
+    <w:tmpl w:val="8E4099E8"/>
+    <w:lvl w:ilvl="0" w:tplc="240A000F">
+      <w:start w:val="1"/>
+      <w:numFmt w:val="decimal"/>
+      <w:lvlText w:val="%1."/>
+      <w:lvlJc w:val="left"/>
+      <w:pPr>
+        <w:ind w:left="720" w:hanging="360"/>
+      </w:pPr>
+    </w:lvl>
+    <w:lvl w:ilvl="1" w:tplc="240A0019" w:tentative="1">
+      <w:start w:val="1"/>
+      <w:numFmt w:val="lowerLetter"/>
+      <w:lvlText w:val="%2."/>
+      <w:lvlJc w:val="left"/>
+      <w:pPr>
+        <w:ind w:left="1440" w:hanging="360"/>
+      </w:pPr>
+    </w:lvl>
+    <w:lvl w:ilvl="2" w:tplc="240A001B" w:tentative="1">
+      <w:start w:val="1"/>
+      <w:numFmt w:val="lowerRoman"/>
+      <w:lvlText w:val="%3."/>
+      <w:lvlJc w:val="right"/>
+      <w:pPr>
+        <w:ind w:left="2160" w:hanging="180"/>
+      </w:pPr>
+    </w:lvl>
+    <w:lvl w:ilvl="3" w:tplc="240A000F" w:tentative="1">
+      <w:start w:val="1"/>
+      <w:numFmt w:val="decimal"/>
+      <w:lvlText w:val="%4."/>
+      <w:lvlJc w:val="left"/>
+      <w:pPr>
+        <w:ind w:left="2880" w:hanging="360"/>
+      </w:pPr>
+    </w:lvl>
+    <w:lvl w:ilvl="4" w:tplc="240A0019" w:tentative="1">
+      <w:start w:val="1"/>
+      <w:numFmt w:val="lowerLetter"/>
+      <w:lvlText w:val="%5."/>
+      <w:lvlJc w:val="left"/>
+      <w:pPr>
+        <w:ind w:left="3600" w:hanging="360"/>
+      </w:pPr>
+    </w:lvl>
+    <w:lvl w:ilvl="5" w:tplc="240A001B" w:tentative="1">
+      <w:start w:val="1"/>
+      <w:numFmt w:val="lowerRoman"/>
+      <w:lvlText w:val="%6."/>
+      <w:lvlJc w:val="right"/>
+      <w:pPr>
+        <w:ind w:left="4320" w:hanging="180"/>
+      </w:pPr>
+    </w:lvl>
+    <w:lvl w:ilvl="6" w:tplc="240A000F" w:tentative="1">
+      <w:start w:val="1"/>
+      <w:numFmt w:val="decimal"/>
+      <w:lvlText w:val="%7."/>
+      <w:lvlJc w:val="left"/>
+      <w:pPr>
+        <w:ind w:left="5040" w:hanging="360"/>
+      </w:pPr>
+    </w:lvl>
+    <w:lvl w:ilvl="7" w:tplc="240A0019" w:tentative="1">
+      <w:start w:val="1"/>
+      <w:numFmt w:val="lowerLetter"/>
+      <w:lvlText w:val="%8."/>
+      <w:lvlJc w:val="left"/>
+      <w:pPr>
+        <w:ind w:left="5760" w:hanging="360"/>
+      </w:pPr>
+    </w:lvl>
+    <w:lvl w:ilvl="8" w:tplc="240A001B" w:tentative="1">
+      <w:start w:val="1"/>
+      <w:numFmt w:val="lowerRoman"/>
+      <w:lvlText w:val="%9."/>
+      <w:lvlJc w:val="right"/>
+      <w:pPr>
+        <w:ind w:left="6480" w:hanging="180"/>
+      </w:pPr>
+    </w:lvl>
+  </w:abstractNum>
+  <w:abstractNum w:abstractNumId="21" w15:restartNumberingAfterBreak="0">
     <w:nsid w:val="58255A2A"/>
     <w:multiLevelType w:val="hybridMultilevel"/>
     <w:tmpl w:val="8E6E97AE"/>
@@ -25159,7 +25208,7 @@
       </w:rPr>
     </w:lvl>
   </w:abstractNum>
-  <w:abstractNum w:abstractNumId="21" w15:restartNumberingAfterBreak="0">
+  <w:abstractNum w:abstractNumId="22" w15:restartNumberingAfterBreak="0">
     <w:nsid w:val="58BB57B7"/>
     <w:multiLevelType w:val="hybridMultilevel"/>
     <w:tmpl w:val="C91CADAE"/>
@@ -25272,7 +25321,7 @@
       </w:rPr>
     </w:lvl>
   </w:abstractNum>
-  <w:abstractNum w:abstractNumId="22" w15:restartNumberingAfterBreak="0">
+  <w:abstractNum w:abstractNumId="23" w15:restartNumberingAfterBreak="0">
     <w:nsid w:val="58C40E3B"/>
     <w:multiLevelType w:val="hybridMultilevel"/>
     <w:tmpl w:val="7FB2469E"/>
@@ -25385,7 +25434,7 @@
       </w:rPr>
     </w:lvl>
   </w:abstractNum>
-  <w:abstractNum w:abstractNumId="23" w15:restartNumberingAfterBreak="0">
+  <w:abstractNum w:abstractNumId="24" w15:restartNumberingAfterBreak="0">
     <w:nsid w:val="59F96EE7"/>
     <w:multiLevelType w:val="hybridMultilevel"/>
     <w:tmpl w:val="8CCA961E"/>
@@ -25474,7 +25523,7 @@
       </w:pPr>
     </w:lvl>
   </w:abstractNum>
-  <w:abstractNum w:abstractNumId="24" w15:restartNumberingAfterBreak="0">
+  <w:abstractNum w:abstractNumId="25" w15:restartNumberingAfterBreak="0">
     <w:nsid w:val="5D7A5555"/>
     <w:multiLevelType w:val="hybridMultilevel"/>
     <w:tmpl w:val="DB96B860"/>
@@ -25587,7 +25636,7 @@
       </w:rPr>
     </w:lvl>
   </w:abstractNum>
-  <w:abstractNum w:abstractNumId="25" w15:restartNumberingAfterBreak="0">
+  <w:abstractNum w:abstractNumId="26" w15:restartNumberingAfterBreak="0">
     <w:nsid w:val="618D2CDE"/>
     <w:multiLevelType w:val="hybridMultilevel"/>
     <w:tmpl w:val="E3F85804"/>
@@ -25673,7 +25722,7 @@
       </w:pPr>
     </w:lvl>
   </w:abstractNum>
-  <w:abstractNum w:abstractNumId="26" w15:restartNumberingAfterBreak="0">
+  <w:abstractNum w:abstractNumId="27" w15:restartNumberingAfterBreak="0">
     <w:nsid w:val="72805DA1"/>
     <w:multiLevelType w:val="hybridMultilevel"/>
     <w:tmpl w:val="B54EF1E6"/>
@@ -25786,7 +25835,7 @@
       </w:rPr>
     </w:lvl>
   </w:abstractNum>
-  <w:abstractNum w:abstractNumId="27" w15:restartNumberingAfterBreak="0">
+  <w:abstractNum w:abstractNumId="28" w15:restartNumberingAfterBreak="0">
     <w:nsid w:val="772B01D6"/>
     <w:multiLevelType w:val="hybridMultilevel"/>
     <w:tmpl w:val="BE2299F4"/>
@@ -25899,7 +25948,7 @@
       </w:rPr>
     </w:lvl>
   </w:abstractNum>
-  <w:abstractNum w:abstractNumId="28" w15:restartNumberingAfterBreak="0">
+  <w:abstractNum w:abstractNumId="29" w15:restartNumberingAfterBreak="0">
     <w:nsid w:val="78CC798E"/>
     <w:multiLevelType w:val="hybridMultilevel"/>
     <w:tmpl w:val="A67A3C70"/>
@@ -25985,7 +26034,7 @@
       </w:pPr>
     </w:lvl>
   </w:abstractNum>
-  <w:abstractNum w:abstractNumId="29" w15:restartNumberingAfterBreak="0">
+  <w:abstractNum w:abstractNumId="30" w15:restartNumberingAfterBreak="0">
     <w:nsid w:val="7A30496B"/>
     <w:multiLevelType w:val="hybridMultilevel"/>
     <w:tmpl w:val="54107F46"/>
@@ -26098,7 +26147,7 @@
       </w:rPr>
     </w:lvl>
   </w:abstractNum>
-  <w:abstractNum w:abstractNumId="30" w15:restartNumberingAfterBreak="0">
+  <w:abstractNum w:abstractNumId="31" w15:restartNumberingAfterBreak="0">
     <w:nsid w:val="7B7934A7"/>
     <w:multiLevelType w:val="hybridMultilevel"/>
     <w:tmpl w:val="AE56C380"/>
@@ -26211,7 +26260,7 @@
       </w:rPr>
     </w:lvl>
   </w:abstractNum>
-  <w:abstractNum w:abstractNumId="31" w15:restartNumberingAfterBreak="0">
+  <w:abstractNum w:abstractNumId="32" w15:restartNumberingAfterBreak="0">
     <w:nsid w:val="7FC03957"/>
     <w:multiLevelType w:val="hybridMultilevel"/>
     <w:tmpl w:val="1A92AAD0"/>
@@ -26324,7 +26373,7 @@
       </w:rPr>
     </w:lvl>
   </w:abstractNum>
-  <w:abstractNum w:abstractNumId="32" w15:restartNumberingAfterBreak="0">
+  <w:abstractNum w:abstractNumId="33" w15:restartNumberingAfterBreak="0">
     <w:nsid w:val="7FD446BA"/>
     <w:multiLevelType w:val="hybridMultilevel"/>
     <w:tmpl w:val="C674EB2C"/>
@@ -26438,7 +26487,7 @@
     </w:lvl>
   </w:abstractNum>
   <w:num w:numId="1">
-    <w:abstractNumId w:val="23"/>
+    <w:abstractNumId w:val="24"/>
   </w:num>
   <w:num w:numId="2">
     <w:abstractNumId w:val="7"/>
@@ -26471,19 +26520,19 @@
     <w:abstractNumId w:val="16"/>
   </w:num>
   <w:num w:numId="12">
-    <w:abstractNumId w:val="30"/>
+    <w:abstractNumId w:val="31"/>
   </w:num>
   <w:num w:numId="13">
-    <w:abstractNumId w:val="22"/>
+    <w:abstractNumId w:val="23"/>
   </w:num>
   <w:num w:numId="14">
-    <w:abstractNumId w:val="20"/>
+    <w:abstractNumId w:val="21"/>
   </w:num>
   <w:num w:numId="15">
     <w:abstractNumId w:val="8"/>
   </w:num>
   <w:num w:numId="16">
-    <w:abstractNumId w:val="31"/>
+    <w:abstractNumId w:val="32"/>
   </w:num>
   <w:num w:numId="17">
     <w:abstractNumId w:val="10"/>
@@ -26495,7 +26544,7 @@
     <w:abstractNumId w:val="2"/>
   </w:num>
   <w:num w:numId="20">
-    <w:abstractNumId w:val="25"/>
+    <w:abstractNumId w:val="26"/>
   </w:num>
   <w:num w:numId="21">
     <w:abstractNumId w:val="14"/>
@@ -26507,34 +26556,37 @@
     <w:abstractNumId w:val="5"/>
   </w:num>
   <w:num w:numId="24">
-    <w:abstractNumId w:val="21"/>
+    <w:abstractNumId w:val="22"/>
   </w:num>
   <w:num w:numId="25">
     <w:abstractNumId w:val="12"/>
   </w:num>
   <w:num w:numId="26">
-    <w:abstractNumId w:val="24"/>
+    <w:abstractNumId w:val="25"/>
   </w:num>
   <w:num w:numId="27">
-    <w:abstractNumId w:val="29"/>
+    <w:abstractNumId w:val="30"/>
   </w:num>
   <w:num w:numId="28">
-    <w:abstractNumId w:val="26"/>
+    <w:abstractNumId w:val="27"/>
   </w:num>
   <w:num w:numId="29">
     <w:abstractNumId w:val="4"/>
   </w:num>
   <w:num w:numId="30">
-    <w:abstractNumId w:val="27"/>
+    <w:abstractNumId w:val="28"/>
   </w:num>
   <w:num w:numId="31">
     <w:abstractNumId w:val="11"/>
   </w:num>
   <w:num w:numId="32">
-    <w:abstractNumId w:val="32"/>
+    <w:abstractNumId w:val="33"/>
   </w:num>
   <w:num w:numId="33">
-    <w:abstractNumId w:val="28"/>
+    <w:abstractNumId w:val="29"/>
+  </w:num>
+  <w:num w:numId="34">
+    <w:abstractNumId w:val="20"/>
   </w:num>
   <w:numIdMacAtCleanup w:val="32"/>
 </w:numbering>
@@ -28574,6 +28626,16 @@
       </w:rPr>
     </w:tblStylePr>
   </w:style>
+  <w:style w:type="paragraph" w:styleId="Revisin">
+    <w:name w:val="Revision"/>
+    <w:hidden/>
+    <w:uiPriority w:val="99"/>
+    <w:semiHidden/>
+    <w:rsid w:val="00944D2A"/>
+    <w:pPr>
+      <w:spacing w:line="240" w:lineRule="auto"/>
+    </w:pPr>
+  </w:style>
 </w:styles>
 </file>
 
@@ -28898,8 +28960,34 @@
 </file>
 
 <file path=customXml/item1.xml><?xml version="1.0" encoding="utf-8"?>
-<ct:contentTypeSchema xmlns:ct="http://schemas.microsoft.com/office/2006/metadata/contentType" xmlns:ma="http://schemas.microsoft.com/office/2006/metadata/properties/metaAttributes" ct:_="" ma:_="" ma:contentTypeName="Documento" ma:contentTypeID="0x0101005D7421CBAB376F47AC1876466873BE0C" ma:contentTypeVersion="11" ma:contentTypeDescription="Crear nuevo documento." ma:contentTypeScope="" ma:versionID="3a1bba6d8728ce939bf9f95dae234b40">
-  <xsd:schema xmlns:xsd="http://www.w3.org/2001/XMLSchema" xmlns:xs="http://www.w3.org/2001/XMLSchema" xmlns:p="http://schemas.microsoft.com/office/2006/metadata/properties" xmlns:ns2="55abea07-cd72-4a95-add0-1082a24cf9e9" xmlns:ns3="285d351f-f218-493a-825f-85a9dfbde315" targetNamespace="http://schemas.microsoft.com/office/2006/metadata/properties" ma:root="true" ma:fieldsID="a4f96e62c8f781ccc064189483c2e669" ns2:_="" ns3:_="">
+<p:properties xmlns:p="http://schemas.microsoft.com/office/2006/metadata/properties" xmlns:xsi="http://www.w3.org/2001/XMLSchema-instance" xmlns:pc="http://schemas.microsoft.com/office/infopath/2007/PartnerControls">
+  <documentManagement>
+    <TaxCatchAll xmlns="285d351f-f218-493a-825f-85a9dfbde315" xsi:nil="true"/>
+    <lcf76f155ced4ddcb4097134ff3c332f xmlns="55abea07-cd72-4a95-add0-1082a24cf9e9">
+      <Terms xmlns="http://schemas.microsoft.com/office/infopath/2007/PartnerControls"/>
+    </lcf76f155ced4ddcb4097134ff3c332f>
+  </documentManagement>
+</p:properties>
+</file>
+
+<file path=customXml/item2.xml><?xml version="1.0" encoding="utf-8"?>
+<go:gDocsCustomXmlDataStorage xmlns:go="http://customooxmlschemas.google.com/" xmlns:r="http://schemas.openxmlformats.org/officeDocument/2006/relationships">
+  <go:docsCustomData xmlns:go="http://customooxmlschemas.google.com/" roundtripDataSignature="AMtx7mh3w1sXrKwdjzYCxjbwPkf7wsIk5w==">AMUW2mWhRc/xLonLdtoI8dz4BVu2GREgE7++Eme5Ko+W5/2G+QfXPKxV7NwLPPaJ77IM2LrlHDguxVZnDKcg4iQIvJIe+zJ9DBWjUaWFI+z0k4HbdiCFsJo=</go:docsCustomData>
+</go:gDocsCustomXmlDataStorage>
+</file>
+
+<file path=customXml/item3.xml><?xml version="1.0" encoding="utf-8"?>
+<?mso-contentType ?>
+<FormTemplates xmlns="http://schemas.microsoft.com/sharepoint/v3/contenttype/forms">
+  <Display>DocumentLibraryForm</Display>
+  <Edit>DocumentLibraryForm</Edit>
+  <New>DocumentLibraryForm</New>
+</FormTemplates>
+</file>
+
+<file path=customXml/item4.xml><?xml version="1.0" encoding="utf-8"?>
+<ct:contentTypeSchema xmlns:ct="http://schemas.microsoft.com/office/2006/metadata/contentType" xmlns:ma="http://schemas.microsoft.com/office/2006/metadata/properties/metaAttributes" ct:_="" ma:_="" ma:contentTypeName="Documento" ma:contentTypeID="0x0101005D7421CBAB376F47AC1876466873BE0C" ma:contentTypeVersion="11" ma:contentTypeDescription="Crear nuevo documento." ma:contentTypeScope="" ma:versionID="2b4f891a1a5ad88e3e621500c8553ae4">
+  <xsd:schema xmlns:xsd="http://www.w3.org/2001/XMLSchema" xmlns:xs="http://www.w3.org/2001/XMLSchema" xmlns:p="http://schemas.microsoft.com/office/2006/metadata/properties" xmlns:ns2="55abea07-cd72-4a95-add0-1082a24cf9e9" xmlns:ns3="285d351f-f218-493a-825f-85a9dfbde315" targetNamespace="http://schemas.microsoft.com/office/2006/metadata/properties" ma:root="true" ma:fieldsID="4883b2e7c543eac85f1b7e21127c6f20" ns2:_="" ns3:_="">
     <xsd:import namespace="55abea07-cd72-4a95-add0-1082a24cf9e9"/>
     <xsd:import namespace="285d351f-f218-493a-825f-85a9dfbde315"/>
     <xsd:element name="properties">
@@ -29092,47 +29180,26 @@
 </ct:contentTypeSchema>
 </file>
 
-<file path=customXml/item2.xml><?xml version="1.0" encoding="utf-8"?>
-<p:properties xmlns:p="http://schemas.microsoft.com/office/2006/metadata/properties" xmlns:xsi="http://www.w3.org/2001/XMLSchema-instance" xmlns:pc="http://schemas.microsoft.com/office/infopath/2007/PartnerControls">
-  <documentManagement>
-    <TaxCatchAll xmlns="285d351f-f218-493a-825f-85a9dfbde315" xsi:nil="true"/>
-    <lcf76f155ced4ddcb4097134ff3c332f xmlns="55abea07-cd72-4a95-add0-1082a24cf9e9">
-      <Terms xmlns="http://schemas.microsoft.com/office/infopath/2007/PartnerControls"/>
-    </lcf76f155ced4ddcb4097134ff3c332f>
-  </documentManagement>
-</p:properties>
-</file>
-
-<file path=customXml/item3.xml><?xml version="1.0" encoding="utf-8"?>
-<?mso-contentType ?>
-<FormTemplates xmlns="http://schemas.microsoft.com/sharepoint/v3/contenttype/forms">
-  <Display>DocumentLibraryForm</Display>
-  <Edit>DocumentLibraryForm</Edit>
-  <New>DocumentLibraryForm</New>
-</FormTemplates>
-</file>
-
-<file path=customXml/item4.xml><?xml version="1.0" encoding="utf-8"?>
-<go:gDocsCustomXmlDataStorage xmlns:go="http://customooxmlschemas.google.com/" xmlns:r="http://schemas.openxmlformats.org/officeDocument/2006/relationships">
-  <go:docsCustomData xmlns:go="http://customooxmlschemas.google.com/" roundtripDataSignature="AMtx7mh3w1sXrKwdjzYCxjbwPkf7wsIk5w==">AMUW2mWhRc/xLonLdtoI8dz4BVu2GREgE7++Eme5Ko+W5/2G+QfXPKxV7NwLPPaJ77IM2LrlHDguxVZnDKcg4iQIvJIe+zJ9DBWjUaWFI+z0k4HbdiCFsJo=</go:docsCustomData>
-</go:gDocsCustomXmlDataStorage>
-</file>
-
 <file path=customXml/item5.xml><?xml version="1.0" encoding="utf-8"?>
 <b:Sources xmlns:b="http://schemas.openxmlformats.org/officeDocument/2006/bibliography" xmlns="http://schemas.openxmlformats.org/officeDocument/2006/bibliography" SelectedStyle="\APASixthEditionOfficeOnline.xsl" StyleName="APA" Version="6"/>
 </file>
 
 <file path=customXml/itemProps1.xml><?xml version="1.0" encoding="utf-8"?>
-<ds:datastoreItem xmlns:ds="http://schemas.openxmlformats.org/officeDocument/2006/customXml" ds:itemID="{10E98BB5-D533-45D1-AE07-3E6B34B0F8AE}"/>
-</file>
-
-<file path=customXml/itemProps2.xml><?xml version="1.0" encoding="utf-8"?>
 <ds:datastoreItem xmlns:ds="http://schemas.openxmlformats.org/officeDocument/2006/customXml" ds:itemID="{9D9B1A75-0210-4935-8179-95DF20A26AD1}">
   <ds:schemaRefs>
     <ds:schemaRef ds:uri="http://schemas.microsoft.com/office/2006/metadata/properties"/>
     <ds:schemaRef ds:uri="http://schemas.microsoft.com/office/infopath/2007/PartnerControls"/>
     <ds:schemaRef ds:uri="1d52d4bc-3f95-4709-b359-1b96840d7671"/>
     <ds:schemaRef ds:uri="8d1bea48-6525-4b05-8cf5-c6ad0dd5b02f"/>
+  </ds:schemaRefs>
+</ds:datastoreItem>
+</file>
+
+<file path=customXml/itemProps2.xml><?xml version="1.0" encoding="utf-8"?>
+<ds:datastoreItem xmlns:ds="http://schemas.openxmlformats.org/officeDocument/2006/customXml" ds:itemID="{11111111-1234-1234-1234-123412341234}">
+  <ds:schemaRefs>
+    <ds:schemaRef ds:uri="http://customooxmlschemas.google.com/"/>
+    <ds:schemaRef ds:uri="http://schemas.openxmlformats.org/officeDocument/2006/relationships"/>
   </ds:schemaRefs>
 </ds:datastoreItem>
 </file>
@@ -29146,16 +29213,11 @@
 </file>
 
 <file path=customXml/itemProps4.xml><?xml version="1.0" encoding="utf-8"?>
-<ds:datastoreItem xmlns:ds="http://schemas.openxmlformats.org/officeDocument/2006/customXml" ds:itemID="{11111111-1234-1234-1234-123412341234}">
-  <ds:schemaRefs>
-    <ds:schemaRef ds:uri="http://customooxmlschemas.google.com/"/>
-    <ds:schemaRef ds:uri="http://schemas.openxmlformats.org/officeDocument/2006/relationships"/>
-  </ds:schemaRefs>
-</ds:datastoreItem>
+<ds:datastoreItem xmlns:ds="http://schemas.openxmlformats.org/officeDocument/2006/customXml" ds:itemID="{36C76C4F-B312-4A50-92C9-D481CEFDBC63}"/>
 </file>
 
 <file path=customXml/itemProps5.xml><?xml version="1.0" encoding="utf-8"?>
-<ds:datastoreItem xmlns:ds="http://schemas.openxmlformats.org/officeDocument/2006/customXml" ds:itemID="{DD9C39ED-54AD-4756-9937-2444D52CC1AE}">
+<ds:datastoreItem xmlns:ds="http://schemas.openxmlformats.org/officeDocument/2006/customXml" ds:itemID="{8D3FF7B4-FAC6-4559-983C-E3EBEAF75866}">
   <ds:schemaRefs>
     <ds:schemaRef ds:uri="http://schemas.openxmlformats.org/officeDocument/2006/bibliography"/>
   </ds:schemaRefs>

--- a/fuentes/CF2_52450388_DI.docx
+++ b/fuentes/CF2_52450388_DI.docx
@@ -8969,14 +8969,8 @@
         <w:rPr>
           <w:rFonts w:ascii="Calibri" w:hAnsi="Calibri" w:cs="Calibri"/>
         </w:rPr>
-        <w:t xml:space="preserve">Trazar un ángulo recto. Sobre la línea horizontal marcar la medida del escote de la espalda (punto A) y, a continuación, la medida del escote del delantero (punto B). Sobre la línea vertical, marcar: 2.5 cm </w:t>
-      </w:r>
-      <w:r>
-        <w:rPr>
-          <w:rFonts w:ascii="Calibri" w:hAnsi="Calibri" w:cs="Calibri"/>
-        </w:rPr>
         <w:lastRenderedPageBreak/>
-        <w:t>para el pie de cuello (punto C), 1.5 cm para la pinza (punto D) y 4.5 cm para el ancho del cuello (punto E).</w:t>
+        <w:t>Trazar un ángulo recto. Sobre la línea horizontal marcar la medida del escote de la espalda (punto A) y, a continuación, la medida del escote del delantero (punto B). Sobre la línea vertical, marcar: 2.5 cm para el pie de cuello (punto C), 1.5 cm para la pinza (punto D) y 4.5 cm para el ancho del cuello (punto E).</w:t>
       </w:r>
     </w:p>
     <w:p>
@@ -9298,6 +9292,7 @@
         <w:rPr>
           <w:rFonts w:ascii="Calibri" w:hAnsi="Calibri" w:cs="Calibri"/>
         </w:rPr>
+        <w:lastRenderedPageBreak/>
         <w:t>El cuello y el pie de cuello se trazan con doblez de tela sobre la línea vertical, correspondiente al vértice del ángulo.</w:t>
       </w:r>
     </w:p>
@@ -9316,7 +9311,6 @@
         <w:rPr>
           <w:rFonts w:ascii="Calibri" w:hAnsi="Calibri" w:cs="Calibri"/>
         </w:rPr>
-        <w:lastRenderedPageBreak/>
         <w:t>El despiece del pie de cuello se construye a partir del vértice del ángulo, pasando por el punto A, el cruce del pie de cuello, la curva, el punto G y el punto C, cerrando en el doblez de la tela. Se deben marcar piquetes en el punto A y dejar costura de 1 cm en todo el contorno.</w:t>
       </w:r>
     </w:p>
@@ -9588,6 +9582,7 @@
           <w:rFonts w:ascii="Calibri" w:hAnsi="Calibri" w:cs="Calibri"/>
           <w:b/>
         </w:rPr>
+        <w:lastRenderedPageBreak/>
         <w:t>Figura 29</w:t>
       </w:r>
       <w:r>
@@ -9622,7 +9617,6 @@
           <w:noProof/>
           <w:lang w:eastAsia="es-CO"/>
         </w:rPr>
-        <w:lastRenderedPageBreak/>
         <w:drawing>
           <wp:inline distT="0" distB="0" distL="0" distR="0" wp14:anchorId="1BF6FA9C" wp14:editId="03688C48">
             <wp:extent cx="3582209" cy="1536700"/>
@@ -9996,6 +9990,7 @@
           <w:rFonts w:ascii="Calibri" w:hAnsi="Calibri" w:cs="Calibri"/>
           <w:b/>
         </w:rPr>
+        <w:lastRenderedPageBreak/>
         <w:t>Tabla 2. Medidas para desarrollo de pantalón T M</w:t>
       </w:r>
       <w:r>
@@ -10074,7 +10069,6 @@
                 <w:bCs/>
                 <w:color w:val="000000"/>
               </w:rPr>
-              <w:lastRenderedPageBreak/>
               <w:t xml:space="preserve">Medida </w:t>
             </w:r>
           </w:p>
@@ -18169,7 +18163,18 @@
                 <w:sz w:val="22"/>
                 <w:szCs w:val="22"/>
               </w:rPr>
-              <w:t>Video</w:t>
+              <w:t>Vid</w:t>
+            </w:r>
+            <w:bookmarkStart w:id="73" w:name="_GoBack"/>
+            <w:bookmarkEnd w:id="73"/>
+            <w:r>
+              <w:rPr>
+                <w:rFonts w:ascii="Calibri" w:eastAsia="Calibri" w:hAnsi="Calibri" w:cs="Calibri"/>
+                <w:b w:val="0"/>
+                <w:sz w:val="22"/>
+                <w:szCs w:val="22"/>
+              </w:rPr>
+              <w:t>eo</w:t>
             </w:r>
           </w:p>
         </w:tc>
@@ -18201,211 +18206,6 @@
                   <w:szCs w:val="22"/>
                 </w:rPr>
                 <w:t>https://www.youtube.com/watch?v=fx7tmoiqPfI</w:t>
-              </w:r>
-            </w:hyperlink>
-          </w:p>
-          <w:p>
-            <w:pPr>
-              <w:pStyle w:val="Normal0"/>
-              <w:rPr>
-                <w:rFonts w:ascii="Calibri" w:hAnsi="Calibri" w:cs="Calibri"/>
-                <w:sz w:val="22"/>
-                <w:szCs w:val="22"/>
-              </w:rPr>
-            </w:pPr>
-          </w:p>
-        </w:tc>
-      </w:tr>
-      <w:tr>
-        <w:trPr>
-          <w:trHeight w:val="385"/>
-        </w:trPr>
-        <w:tc>
-          <w:tcPr>
-            <w:tcW w:w="2517" w:type="dxa"/>
-            <w:tcMar>
-              <w:top w:w="100" w:type="dxa"/>
-              <w:left w:w="100" w:type="dxa"/>
-              <w:bottom w:w="100" w:type="dxa"/>
-              <w:right w:w="100" w:type="dxa"/>
-            </w:tcMar>
-          </w:tcPr>
-          <w:p>
-            <w:pPr>
-              <w:pStyle w:val="Normal0"/>
-              <w:rPr>
-                <w:rFonts w:ascii="Calibri" w:hAnsi="Calibri" w:cs="Calibri"/>
-                <w:sz w:val="22"/>
-                <w:szCs w:val="22"/>
-              </w:rPr>
-            </w:pPr>
-            <w:r>
-              <w:rPr>
-                <w:rFonts w:ascii="Calibri" w:hAnsi="Calibri" w:cs="Calibri"/>
-                <w:sz w:val="22"/>
-                <w:szCs w:val="22"/>
-              </w:rPr>
-              <w:t>Elaboración de patronaje masculino</w:t>
-            </w:r>
-          </w:p>
-        </w:tc>
-        <w:tc>
-          <w:tcPr>
-            <w:tcW w:w="2517" w:type="dxa"/>
-            <w:tcMar>
-              <w:top w:w="100" w:type="dxa"/>
-              <w:left w:w="100" w:type="dxa"/>
-              <w:bottom w:w="100" w:type="dxa"/>
-              <w:right w:w="100" w:type="dxa"/>
-            </w:tcMar>
-          </w:tcPr>
-          <w:p>
-            <w:pPr>
-              <w:pStyle w:val="Normal0"/>
-              <w:rPr>
-                <w:rFonts w:ascii="Calibri" w:hAnsi="Calibri" w:cs="Calibri"/>
-                <w:sz w:val="22"/>
-                <w:szCs w:val="22"/>
-              </w:rPr>
-            </w:pPr>
-            <w:r>
-              <w:rPr>
-                <w:rFonts w:ascii="Calibri" w:hAnsi="Calibri" w:cs="Calibri"/>
-                <w:sz w:val="22"/>
-                <w:szCs w:val="22"/>
-              </w:rPr>
-              <w:t xml:space="preserve">Carrera de Diseño y Gestión de Moda. (2015). </w:t>
-            </w:r>
-            <w:r>
-              <w:rPr>
-                <w:rFonts w:ascii="Calibri" w:hAnsi="Calibri" w:cs="Calibri"/>
-                <w:i/>
-                <w:iCs/>
-                <w:sz w:val="22"/>
-                <w:szCs w:val="22"/>
-              </w:rPr>
-              <w:t>Técnicas de patronaje. Tomo II: Hombre</w:t>
-            </w:r>
-            <w:r>
-              <w:rPr>
-                <w:rFonts w:ascii="Calibri" w:hAnsi="Calibri" w:cs="Calibri"/>
-                <w:sz w:val="22"/>
-                <w:szCs w:val="22"/>
-              </w:rPr>
-              <w:t xml:space="preserve">. Universidad </w:t>
-            </w:r>
-            <w:r>
-              <w:rPr>
-                <w:rFonts w:ascii="Calibri" w:hAnsi="Calibri" w:cs="Calibri"/>
-                <w:sz w:val="22"/>
-                <w:szCs w:val="22"/>
-              </w:rPr>
-              <w:lastRenderedPageBreak/>
-              <w:t xml:space="preserve">Peruana de Ciencias Aplicadas (UPC). </w:t>
-            </w:r>
-            <w:proofErr w:type="spellStart"/>
-            <w:r>
-              <w:rPr>
-                <w:rFonts w:ascii="Calibri" w:hAnsi="Calibri" w:cs="Calibri"/>
-                <w:sz w:val="22"/>
-                <w:szCs w:val="22"/>
-              </w:rPr>
-              <w:t>ProQuest</w:t>
-            </w:r>
-            <w:proofErr w:type="spellEnd"/>
-            <w:r>
-              <w:rPr>
-                <w:rFonts w:ascii="Calibri" w:hAnsi="Calibri" w:cs="Calibri"/>
-                <w:sz w:val="22"/>
-                <w:szCs w:val="22"/>
-              </w:rPr>
-              <w:t xml:space="preserve"> </w:t>
-            </w:r>
-            <w:proofErr w:type="spellStart"/>
-            <w:r>
-              <w:rPr>
-                <w:rFonts w:ascii="Calibri" w:hAnsi="Calibri" w:cs="Calibri"/>
-                <w:sz w:val="22"/>
-                <w:szCs w:val="22"/>
-              </w:rPr>
-              <w:t>Ebook</w:t>
-            </w:r>
-            <w:proofErr w:type="spellEnd"/>
-            <w:r>
-              <w:rPr>
-                <w:rFonts w:ascii="Calibri" w:hAnsi="Calibri" w:cs="Calibri"/>
-                <w:sz w:val="22"/>
-                <w:szCs w:val="22"/>
-              </w:rPr>
-              <w:t xml:space="preserve"> Central.</w:t>
-            </w:r>
-          </w:p>
-        </w:tc>
-        <w:tc>
-          <w:tcPr>
-            <w:tcW w:w="2519" w:type="dxa"/>
-            <w:tcMar>
-              <w:top w:w="100" w:type="dxa"/>
-              <w:left w:w="100" w:type="dxa"/>
-              <w:bottom w:w="100" w:type="dxa"/>
-              <w:right w:w="100" w:type="dxa"/>
-            </w:tcMar>
-          </w:tcPr>
-          <w:p>
-            <w:pPr>
-              <w:pStyle w:val="Normal0"/>
-              <w:rPr>
-                <w:rFonts w:ascii="Calibri" w:hAnsi="Calibri" w:cs="Calibri"/>
-                <w:sz w:val="22"/>
-                <w:szCs w:val="22"/>
-              </w:rPr>
-            </w:pPr>
-            <w:r>
-              <w:rPr>
-                <w:rFonts w:ascii="Calibri" w:hAnsi="Calibri" w:cs="Calibri"/>
-                <w:b w:val="0"/>
-                <w:sz w:val="22"/>
-                <w:szCs w:val="22"/>
-              </w:rPr>
-              <w:lastRenderedPageBreak/>
-              <w:t>Documento</w:t>
-            </w:r>
-          </w:p>
-        </w:tc>
-        <w:tc>
-          <w:tcPr>
-            <w:tcW w:w="2519" w:type="dxa"/>
-            <w:tcMar>
-              <w:top w:w="100" w:type="dxa"/>
-              <w:left w:w="100" w:type="dxa"/>
-              <w:bottom w:w="100" w:type="dxa"/>
-              <w:right w:w="100" w:type="dxa"/>
-            </w:tcMar>
-          </w:tcPr>
-          <w:p>
-            <w:pPr>
-              <w:pStyle w:val="Normal0"/>
-              <w:rPr>
-                <w:rFonts w:ascii="Calibri" w:hAnsi="Calibri" w:cs="Calibri"/>
-                <w:sz w:val="22"/>
-                <w:szCs w:val="22"/>
-              </w:rPr>
-            </w:pPr>
-            <w:hyperlink r:id="rId71" w:history="1">
-              <w:r>
-                <w:rPr>
-                  <w:rStyle w:val="Hipervnculo"/>
-                  <w:rFonts w:ascii="Calibri" w:hAnsi="Calibri" w:cs="Calibri"/>
-                </w:rPr>
-                <w:t>https://sena4.sharepoint.com/:f:/r/sites/VirtualizacionRED/Documentos%20compartidos</w:t>
-              </w:r>
-              <w:r>
-                <w:rPr>
-                  <w:rStyle w:val="Hipervnculo"/>
-                  <w:rFonts w:ascii="Calibri" w:hAnsi="Calibri" w:cs="Calibri"/>
-                </w:rPr>
-                <w:lastRenderedPageBreak/>
-                <w:t>/2025/LP-Santander/COMPLEMENTARIAS/52450388.%20Patronaje%20industrial%20masculino/1.%20FinalxVirtualizar/Contenidos/CF02/Formatos%20DI/Anexos?csf=1&amp;web=1&amp;e=7xidZ7</w:t>
               </w:r>
             </w:hyperlink>
           </w:p>
@@ -18531,6 +18331,7 @@
                 <w:sz w:val="22"/>
                 <w:szCs w:val="22"/>
               </w:rPr>
+              <w:lastRenderedPageBreak/>
               <w:t>TÉRMINO</w:t>
             </w:r>
           </w:p>
@@ -19375,7 +19176,6 @@
                 <w:sz w:val="22"/>
                 <w:szCs w:val="22"/>
               </w:rPr>
-              <w:lastRenderedPageBreak/>
               <w:t>Moldes</w:t>
             </w:r>
             <w:r>
@@ -19974,8 +19774,6 @@
           <w:szCs w:val="22"/>
         </w:rPr>
       </w:pPr>
-      <w:bookmarkStart w:id="73" w:name="_GoBack"/>
-      <w:bookmarkEnd w:id="73"/>
     </w:p>
     <w:p>
       <w:pPr>
@@ -21013,7 +20811,6 @@
                 <w:bCs/>
                 <w:lang w:eastAsia="es-CO"/>
               </w:rPr>
-              <w:lastRenderedPageBreak/>
               <w:t> </w:t>
             </w:r>
           </w:p>
@@ -21048,7 +20845,6 @@
                 <w:bCs/>
                 <w:lang w:eastAsia="es-CO"/>
               </w:rPr>
-              <w:lastRenderedPageBreak/>
               <w:t>Julio</w:t>
             </w:r>
             <w:r>
@@ -21099,8 +20895,8 @@
     </w:tbl>
     <w:p/>
     <w:sectPr>
-      <w:headerReference w:type="default" r:id="rId72"/>
-      <w:footerReference w:type="default" r:id="rId73"/>
+      <w:headerReference w:type="default" r:id="rId71"/>
+      <w:footerReference w:type="default" r:id="rId72"/>
       <w:pgSz w:w="12240" w:h="15840"/>
       <w:pgMar w:top="1701" w:right="1134" w:bottom="1134" w:left="1134" w:header="720" w:footer="0" w:gutter="0"/>
       <w:pgNumType w:start="1"/>
@@ -28962,8 +28758,8 @@
 <file path=customXml/item1.xml><?xml version="1.0" encoding="utf-8"?>
 <p:properties xmlns:p="http://schemas.microsoft.com/office/2006/metadata/properties" xmlns:xsi="http://www.w3.org/2001/XMLSchema-instance" xmlns:pc="http://schemas.microsoft.com/office/infopath/2007/PartnerControls">
   <documentManagement>
-    <TaxCatchAll xmlns="285d351f-f218-493a-825f-85a9dfbde315" xsi:nil="true"/>
-    <lcf76f155ced4ddcb4097134ff3c332f xmlns="55abea07-cd72-4a95-add0-1082a24cf9e9">
+    <TaxCatchAll xmlns="cb45339b-ced9-4d0d-8f64-77573914d53b" xsi:nil="true"/>
+    <lcf76f155ced4ddcb4097134ff3c332f xmlns="43a3ca16-9c26-4813-b83f-4aec9927b43f">
       <Terms xmlns="http://schemas.microsoft.com/office/infopath/2007/PartnerControls"/>
     </lcf76f155ced4ddcb4097134ff3c332f>
   </documentManagement>
@@ -28986,26 +28782,30 @@
 </file>
 
 <file path=customXml/item4.xml><?xml version="1.0" encoding="utf-8"?>
-<ct:contentTypeSchema xmlns:ct="http://schemas.microsoft.com/office/2006/metadata/contentType" xmlns:ma="http://schemas.microsoft.com/office/2006/metadata/properties/metaAttributes" ct:_="" ma:_="" ma:contentTypeName="Documento" ma:contentTypeID="0x0101005D7421CBAB376F47AC1876466873BE0C" ma:contentTypeVersion="11" ma:contentTypeDescription="Crear nuevo documento." ma:contentTypeScope="" ma:versionID="2b4f891a1a5ad88e3e621500c8553ae4">
-  <xsd:schema xmlns:xsd="http://www.w3.org/2001/XMLSchema" xmlns:xs="http://www.w3.org/2001/XMLSchema" xmlns:p="http://schemas.microsoft.com/office/2006/metadata/properties" xmlns:ns2="55abea07-cd72-4a95-add0-1082a24cf9e9" xmlns:ns3="285d351f-f218-493a-825f-85a9dfbde315" targetNamespace="http://schemas.microsoft.com/office/2006/metadata/properties" ma:root="true" ma:fieldsID="4883b2e7c543eac85f1b7e21127c6f20" ns2:_="" ns3:_="">
-    <xsd:import namespace="55abea07-cd72-4a95-add0-1082a24cf9e9"/>
-    <xsd:import namespace="285d351f-f218-493a-825f-85a9dfbde315"/>
+<ct:contentTypeSchema xmlns:ct="http://schemas.microsoft.com/office/2006/metadata/contentType" xmlns:ma="http://schemas.microsoft.com/office/2006/metadata/properties/metaAttributes" ct:_="" ma:_="" ma:contentTypeName="Documento" ma:contentTypeID="0x01010049282E1EDBE9234EA9E6D38F720E265F" ma:contentTypeVersion="15" ma:contentTypeDescription="Crear nuevo documento." ma:contentTypeScope="" ma:versionID="246b9718a1b9e2bc583861675276bcbc">
+  <xsd:schema xmlns:xsd="http://www.w3.org/2001/XMLSchema" xmlns:xs="http://www.w3.org/2001/XMLSchema" xmlns:p="http://schemas.microsoft.com/office/2006/metadata/properties" xmlns:ns2="cb45339b-ced9-4d0d-8f64-77573914d53b" xmlns:ns3="43a3ca16-9c26-4813-b83f-4aec9927b43f" targetNamespace="http://schemas.microsoft.com/office/2006/metadata/properties" ma:root="true" ma:fieldsID="7377b0d4658e4b0f597d3558396b6c62" ns2:_="" ns3:_="">
+    <xsd:import namespace="cb45339b-ced9-4d0d-8f64-77573914d53b"/>
+    <xsd:import namespace="43a3ca16-9c26-4813-b83f-4aec9927b43f"/>
     <xsd:element name="properties">
       <xsd:complexType>
         <xsd:sequence>
           <xsd:element name="documentManagement">
             <xsd:complexType>
               <xsd:all>
-                <xsd:element ref="ns2:MediaServiceMetadata" minOccurs="0"/>
-                <xsd:element ref="ns2:MediaServiceFastMetadata" minOccurs="0"/>
-                <xsd:element ref="ns2:MediaServiceSearchProperties" minOccurs="0"/>
-                <xsd:element ref="ns2:MediaServiceDateTaken" minOccurs="0"/>
-                <xsd:element ref="ns2:lcf76f155ced4ddcb4097134ff3c332f" minOccurs="0"/>
-                <xsd:element ref="ns3:TaxCatchAll" minOccurs="0"/>
-                <xsd:element ref="ns2:MediaServiceOCR" minOccurs="0"/>
-                <xsd:element ref="ns2:MediaServiceGenerationTime" minOccurs="0"/>
-                <xsd:element ref="ns2:MediaServiceEventHashCode" minOccurs="0"/>
-                <xsd:element ref="ns2:MediaLengthInSeconds" minOccurs="0"/>
+                <xsd:element ref="ns2:SharedWithUsers" minOccurs="0"/>
+                <xsd:element ref="ns2:SharedWithDetails" minOccurs="0"/>
+                <xsd:element ref="ns3:MediaServiceMetadata" minOccurs="0"/>
+                <xsd:element ref="ns3:MediaServiceFastMetadata" minOccurs="0"/>
+                <xsd:element ref="ns3:MediaServiceDateTaken" minOccurs="0"/>
+                <xsd:element ref="ns3:MediaServiceObjectDetectorVersions" minOccurs="0"/>
+                <xsd:element ref="ns3:MediaLengthInSeconds" minOccurs="0"/>
+                <xsd:element ref="ns3:MediaServiceLocation" minOccurs="0"/>
+                <xsd:element ref="ns3:MediaServiceGenerationTime" minOccurs="0"/>
+                <xsd:element ref="ns3:MediaServiceEventHashCode" minOccurs="0"/>
+                <xsd:element ref="ns3:lcf76f155ced4ddcb4097134ff3c332f" minOccurs="0"/>
+                <xsd:element ref="ns2:TaxCatchAll" minOccurs="0"/>
+                <xsd:element ref="ns3:MediaServiceOCR" minOccurs="0"/>
+                <xsd:element ref="ns3:MediaServiceSearchProperties" minOccurs="0"/>
               </xsd:all>
             </xsd:complexType>
           </xsd:element>
@@ -29013,41 +28813,78 @@
       </xsd:complexType>
     </xsd:element>
   </xsd:schema>
-  <xsd:schema xmlns:xsd="http://www.w3.org/2001/XMLSchema" xmlns:xs="http://www.w3.org/2001/XMLSchema" xmlns:dms="http://schemas.microsoft.com/office/2006/documentManagement/types" xmlns:pc="http://schemas.microsoft.com/office/infopath/2007/PartnerControls" targetNamespace="55abea07-cd72-4a95-add0-1082a24cf9e9" elementFormDefault="qualified">
+  <xsd:schema xmlns:xsd="http://www.w3.org/2001/XMLSchema" xmlns:xs="http://www.w3.org/2001/XMLSchema" xmlns:dms="http://schemas.microsoft.com/office/2006/documentManagement/types" xmlns:pc="http://schemas.microsoft.com/office/infopath/2007/PartnerControls" targetNamespace="cb45339b-ced9-4d0d-8f64-77573914d53b" elementFormDefault="qualified">
     <xsd:import namespace="http://schemas.microsoft.com/office/2006/documentManagement/types"/>
     <xsd:import namespace="http://schemas.microsoft.com/office/infopath/2007/PartnerControls"/>
-    <xsd:element name="MediaServiceMetadata" ma:index="8" nillable="true" ma:displayName="MediaServiceMetadata" ma:hidden="true" ma:internalName="MediaServiceMetadata" ma:readOnly="true">
+    <xsd:element name="SharedWithUsers" ma:index="8" nillable="true" ma:displayName="Compartido con" ma:internalName="SharedWithUsers" ma:readOnly="true">
+      <xsd:complexType>
+        <xsd:complexContent>
+          <xsd:extension base="dms:UserMulti">
+            <xsd:sequence>
+              <xsd:element name="UserInfo" minOccurs="0" maxOccurs="unbounded">
+                <xsd:complexType>
+                  <xsd:sequence>
+                    <xsd:element name="DisplayName" type="xsd:string" minOccurs="0"/>
+                    <xsd:element name="AccountId" type="dms:UserId" minOccurs="0" nillable="true"/>
+                    <xsd:element name="AccountType" type="xsd:string" minOccurs="0"/>
+                  </xsd:sequence>
+                </xsd:complexType>
+              </xsd:element>
+            </xsd:sequence>
+          </xsd:extension>
+        </xsd:complexContent>
+      </xsd:complexType>
+    </xsd:element>
+    <xsd:element name="SharedWithDetails" ma:index="9" nillable="true" ma:displayName="Detalles de uso compartido" ma:internalName="SharedWithDetails" ma:readOnly="true">
+      <xsd:simpleType>
+        <xsd:restriction base="dms:Note">
+          <xsd:maxLength value="255"/>
+        </xsd:restriction>
+      </xsd:simpleType>
+    </xsd:element>
+    <xsd:element name="TaxCatchAll" ma:index="20" nillable="true" ma:displayName="Taxonomy Catch All Column" ma:hidden="true" ma:list="{2f40a149-578b-41a1-8845-c88bc1831770}" ma:internalName="TaxCatchAll" ma:showField="CatchAllData" ma:web="cb45339b-ced9-4d0d-8f64-77573914d53b">
+      <xsd:complexType>
+        <xsd:complexContent>
+          <xsd:extension base="dms:MultiChoiceLookup">
+            <xsd:sequence>
+              <xsd:element name="Value" type="dms:Lookup" maxOccurs="unbounded" minOccurs="0" nillable="true"/>
+            </xsd:sequence>
+          </xsd:extension>
+        </xsd:complexContent>
+      </xsd:complexType>
+    </xsd:element>
+  </xsd:schema>
+  <xsd:schema xmlns:xsd="http://www.w3.org/2001/XMLSchema" xmlns:xs="http://www.w3.org/2001/XMLSchema" xmlns:dms="http://schemas.microsoft.com/office/2006/documentManagement/types" xmlns:pc="http://schemas.microsoft.com/office/infopath/2007/PartnerControls" targetNamespace="43a3ca16-9c26-4813-b83f-4aec9927b43f" elementFormDefault="qualified">
+    <xsd:import namespace="http://schemas.microsoft.com/office/2006/documentManagement/types"/>
+    <xsd:import namespace="http://schemas.microsoft.com/office/infopath/2007/PartnerControls"/>
+    <xsd:element name="MediaServiceMetadata" ma:index="10" nillable="true" ma:displayName="MediaServiceMetadata" ma:hidden="true" ma:internalName="MediaServiceMetadata" ma:readOnly="true">
       <xsd:simpleType>
         <xsd:restriction base="dms:Note"/>
       </xsd:simpleType>
     </xsd:element>
-    <xsd:element name="MediaServiceFastMetadata" ma:index="9" nillable="true" ma:displayName="MediaServiceFastMetadata" ma:hidden="true" ma:internalName="MediaServiceFastMetadata" ma:readOnly="true">
+    <xsd:element name="MediaServiceFastMetadata" ma:index="11" nillable="true" ma:displayName="MediaServiceFastMetadata" ma:hidden="true" ma:internalName="MediaServiceFastMetadata" ma:readOnly="true">
       <xsd:simpleType>
         <xsd:restriction base="dms:Note"/>
       </xsd:simpleType>
     </xsd:element>
-    <xsd:element name="MediaServiceSearchProperties" ma:index="10" nillable="true" ma:displayName="MediaServiceSearchProperties" ma:hidden="true" ma:internalName="MediaServiceSearchProperties" ma:readOnly="true">
-      <xsd:simpleType>
-        <xsd:restriction base="dms:Note"/>
-      </xsd:simpleType>
-    </xsd:element>
-    <xsd:element name="MediaServiceDateTaken" ma:index="11" nillable="true" ma:displayName="MediaServiceDateTaken" ma:hidden="true" ma:indexed="true" ma:internalName="MediaServiceDateTaken" ma:readOnly="true">
+    <xsd:element name="MediaServiceDateTaken" ma:index="12" nillable="true" ma:displayName="MediaServiceDateTaken" ma:hidden="true" ma:indexed="true" ma:internalName="MediaServiceDateTaken" ma:readOnly="true">
       <xsd:simpleType>
         <xsd:restriction base="dms:Text"/>
       </xsd:simpleType>
     </xsd:element>
-    <xsd:element name="lcf76f155ced4ddcb4097134ff3c332f" ma:index="13" nillable="true" ma:taxonomy="true" ma:internalName="lcf76f155ced4ddcb4097134ff3c332f" ma:taxonomyFieldName="MediaServiceImageTags" ma:displayName="Etiquetas de imagen" ma:readOnly="false" ma:fieldId="{5cf76f15-5ced-4ddc-b409-7134ff3c332f}" ma:taxonomyMulti="true" ma:sspId="d33c8c81-5745-4931-bcc4-c2aeafe86780" ma:termSetId="09814cd3-568e-fe90-9814-8d621ff8fb84" ma:anchorId="fba54fb3-c3e1-fe81-a776-ca4b69148c4d" ma:open="true" ma:isKeyword="false">
-      <xsd:complexType>
-        <xsd:sequence>
-          <xsd:element ref="pc:Terms" minOccurs="0" maxOccurs="1"/>
-        </xsd:sequence>
-      </xsd:complexType>
+    <xsd:element name="MediaServiceObjectDetectorVersions" ma:index="13" nillable="true" ma:displayName="MediaServiceObjectDetectorVersions" ma:hidden="true" ma:indexed="true" ma:internalName="MediaServiceObjectDetectorVersions" ma:readOnly="true">
+      <xsd:simpleType>
+        <xsd:restriction base="dms:Text"/>
+      </xsd:simpleType>
     </xsd:element>
-    <xsd:element name="MediaServiceOCR" ma:index="15" nillable="true" ma:displayName="Extracted Text" ma:internalName="MediaServiceOCR" ma:readOnly="true">
+    <xsd:element name="MediaLengthInSeconds" ma:index="14" nillable="true" ma:displayName="MediaLengthInSeconds" ma:hidden="true" ma:internalName="MediaLengthInSeconds" ma:readOnly="true">
       <xsd:simpleType>
-        <xsd:restriction base="dms:Note">
-          <xsd:maxLength value="255"/>
-        </xsd:restriction>
+        <xsd:restriction base="dms:Unknown"/>
+      </xsd:simpleType>
+    </xsd:element>
+    <xsd:element name="MediaServiceLocation" ma:index="15" nillable="true" ma:displayName="Location" ma:indexed="true" ma:internalName="MediaServiceLocation" ma:readOnly="true">
+      <xsd:simpleType>
+        <xsd:restriction base="dms:Text"/>
       </xsd:simpleType>
     </xsd:element>
     <xsd:element name="MediaServiceGenerationTime" ma:index="16" nillable="true" ma:displayName="MediaServiceGenerationTime" ma:hidden="true" ma:internalName="MediaServiceGenerationTime" ma:readOnly="true">
@@ -29060,25 +28897,24 @@
         <xsd:restriction base="dms:Text"/>
       </xsd:simpleType>
     </xsd:element>
-    <xsd:element name="MediaLengthInSeconds" ma:index="18" nillable="true" ma:displayName="MediaLengthInSeconds" ma:hidden="true" ma:internalName="MediaLengthInSeconds" ma:readOnly="true">
+    <xsd:element name="lcf76f155ced4ddcb4097134ff3c332f" ma:index="19" nillable="true" ma:taxonomy="true" ma:internalName="lcf76f155ced4ddcb4097134ff3c332f" ma:taxonomyFieldName="MediaServiceImageTags" ma:displayName="Etiquetas de imagen" ma:readOnly="false" ma:fieldId="{5cf76f15-5ced-4ddc-b409-7134ff3c332f}" ma:taxonomyMulti="true" ma:sspId="d33c8c81-5745-4931-bcc4-c2aeafe86780" ma:termSetId="09814cd3-568e-fe90-9814-8d621ff8fb84" ma:anchorId="fba54fb3-c3e1-fe81-a776-ca4b69148c4d" ma:open="true" ma:isKeyword="false">
+      <xsd:complexType>
+        <xsd:sequence>
+          <xsd:element ref="pc:Terms" minOccurs="0" maxOccurs="1"/>
+        </xsd:sequence>
+      </xsd:complexType>
+    </xsd:element>
+    <xsd:element name="MediaServiceOCR" ma:index="21" nillable="true" ma:displayName="Extracted Text" ma:internalName="MediaServiceOCR" ma:readOnly="true">
       <xsd:simpleType>
-        <xsd:restriction base="dms:Unknown"/>
+        <xsd:restriction base="dms:Note">
+          <xsd:maxLength value="255"/>
+        </xsd:restriction>
       </xsd:simpleType>
     </xsd:element>
-  </xsd:schema>
-  <xsd:schema xmlns:xsd="http://www.w3.org/2001/XMLSchema" xmlns:xs="http://www.w3.org/2001/XMLSchema" xmlns:dms="http://schemas.microsoft.com/office/2006/documentManagement/types" xmlns:pc="http://schemas.microsoft.com/office/infopath/2007/PartnerControls" targetNamespace="285d351f-f218-493a-825f-85a9dfbde315" elementFormDefault="qualified">
-    <xsd:import namespace="http://schemas.microsoft.com/office/2006/documentManagement/types"/>
-    <xsd:import namespace="http://schemas.microsoft.com/office/infopath/2007/PartnerControls"/>
-    <xsd:element name="TaxCatchAll" ma:index="14" nillable="true" ma:displayName="Taxonomy Catch All Column" ma:hidden="true" ma:list="{5d57ac59-ec13-4ab6-8bf8-a162ea89df9b}" ma:internalName="TaxCatchAll" ma:showField="CatchAllData" ma:web="285d351f-f218-493a-825f-85a9dfbde315">
-      <xsd:complexType>
-        <xsd:complexContent>
-          <xsd:extension base="dms:MultiChoiceLookup">
-            <xsd:sequence>
-              <xsd:element name="Value" type="dms:Lookup" maxOccurs="unbounded" minOccurs="0" nillable="true"/>
-            </xsd:sequence>
-          </xsd:extension>
-        </xsd:complexContent>
-      </xsd:complexType>
+    <xsd:element name="MediaServiceSearchProperties" ma:index="22" nillable="true" ma:displayName="MediaServiceSearchProperties" ma:hidden="true" ma:internalName="MediaServiceSearchProperties" ma:readOnly="true">
+      <xsd:simpleType>
+        <xsd:restriction base="dms:Note"/>
+      </xsd:simpleType>
     </xsd:element>
   </xsd:schema>
   <xsd:schema xmlns="http://schemas.openxmlformats.org/package/2006/metadata/core-properties" xmlns:xsd="http://www.w3.org/2001/XMLSchema" xmlns:xsi="http://www.w3.org/2001/XMLSchema-instance" xmlns:dc="http://purl.org/dc/elements/1.1/" xmlns:dcterms="http://purl.org/dc/terms/" xmlns:odoc="http://schemas.microsoft.com/internal/obd" targetNamespace="http://schemas.openxmlformats.org/package/2006/metadata/core-properties" elementFormDefault="qualified" attributeFormDefault="unqualified" blockDefault="#all">
@@ -29213,11 +29049,11 @@
 </file>
 
 <file path=customXml/itemProps4.xml><?xml version="1.0" encoding="utf-8"?>
-<ds:datastoreItem xmlns:ds="http://schemas.openxmlformats.org/officeDocument/2006/customXml" ds:itemID="{36C76C4F-B312-4A50-92C9-D481CEFDBC63}"/>
+<ds:datastoreItem xmlns:ds="http://schemas.openxmlformats.org/officeDocument/2006/customXml" ds:itemID="{2FB68DC4-5924-40FA-AD5D-18C59168B424}"/>
 </file>
 
 <file path=customXml/itemProps5.xml><?xml version="1.0" encoding="utf-8"?>
-<ds:datastoreItem xmlns:ds="http://schemas.openxmlformats.org/officeDocument/2006/customXml" ds:itemID="{8D3FF7B4-FAC6-4559-983C-E3EBEAF75866}">
+<ds:datastoreItem xmlns:ds="http://schemas.openxmlformats.org/officeDocument/2006/customXml" ds:itemID="{080C867E-1A3A-4517-ACDC-FD03BB0B4C99}">
   <ds:schemaRefs>
     <ds:schemaRef ds:uri="http://schemas.openxmlformats.org/officeDocument/2006/bibliography"/>
   </ds:schemaRefs>
